--- a/RMK/01079_Dzaki Muhammad Yusfian_RMK Pert. 7.docx
+++ b/RMK/01079_Dzaki Muhammad Yusfian_RMK Pert. 7.docx
@@ -397,7 +397,105 @@
         <w:t xml:space="preserve"> </w:t>
       </w:r>
       <w:r>
-        <w:t xml:space="preserve">lingkungan kompetitif yang masing-masing memiliki dinamika berbeda, dan harus pula mengelola alokasi sumber daya antar-bisnis, koordinasi lintas-divisi, serta arsitektur tata kelola yang memungkinkan setiap unit bisnis menjadi efektif tanpa dibebani biaya korporat yang berlebihan. Sumber keunggulan kompetitif pun berubah: pada level bisnis, keunggulan berasal dari</w:t>
+        <w:t xml:space="preserve">lingkungan kompetitif yang masing-masing memiliki dinamika berbeda, dengan kebutuhan informasi yang berlipat: setiap industri memiliki</w:t>
+      </w:r>
+      <w:r>
+        <w:t xml:space="preserve"> </w:t>
+      </w:r>
+      <w:r>
+        <w:rPr>
+          <w:i/>
+          <w:iCs/>
+        </w:rPr>
+        <w:t xml:space="preserve">key success factors</w:t>
+      </w:r>
+      <w:r>
+        <w:t xml:space="preserve">, profil pesaing, dan siklus kompetitif sendiri yang harus dimonitor secara paralel oleh</w:t>
+      </w:r>
+      <w:r>
+        <w:t xml:space="preserve"> </w:t>
+      </w:r>
+      <w:r>
+        <w:rPr>
+          <w:i/>
+          <w:iCs/>
+        </w:rPr>
+        <w:t xml:space="preserve">top management team</w:t>
+      </w:r>
+      <w:r>
+        <w:t xml:space="preserve"> </w:t>
+      </w:r>
+      <w:r>
+        <w:t xml:space="preserve">yang waktunya tetap terbatas. Tanggung jawab korporat juga meluas pada tiga arena yang absen di level</w:t>
+      </w:r>
+      <w:r>
+        <w:t xml:space="preserve"> </w:t>
+      </w:r>
+      <w:r>
+        <w:rPr>
+          <w:i/>
+          <w:iCs/>
+        </w:rPr>
+        <w:t xml:space="preserve">single-business</w:t>
+      </w:r>
+      <w:r>
+        <w:t xml:space="preserve">: alokasi modal antar-unit (siapa mendapat investasi, siapa diminta menyerahkan kas), koordinasi lintas-divisi untuk mengaktualisasi sinergi yang dijanjikan, dan arsitektur tata kelola yang menjaga unit-unit bisnis tetap efektif tanpa dibebani biaya</w:t>
+      </w:r>
+      <w:r>
+        <w:t xml:space="preserve"> </w:t>
+      </w:r>
+      <w:r>
+        <w:rPr>
+          <w:i/>
+          <w:iCs/>
+        </w:rPr>
+        <w:t xml:space="preserve">headquarter</w:t>
+      </w:r>
+      <w:r>
+        <w:t xml:space="preserve"> </w:t>
+      </w:r>
+      <w:r>
+        <w:t xml:space="preserve">yang berlebihan. Pertanyaan yang ditangani</w:t>
+      </w:r>
+      <w:r>
+        <w:t xml:space="preserve"> </w:t>
+      </w:r>
+      <w:r>
+        <w:rPr>
+          <w:i/>
+          <w:iCs/>
+        </w:rPr>
+        <w:t xml:space="preserve">board</w:t>
+      </w:r>
+      <w:r>
+        <w:t xml:space="preserve"> </w:t>
+      </w:r>
+      <w:r>
+        <w:t xml:space="preserve">pun bergeser fundamental — bukan lagi</w:t>
+      </w:r>
+      <w:r>
+        <w:t xml:space="preserve"> </w:t>
+      </w:r>
+      <w:r>
+        <w:t xml:space="preserve">“bagaimana kita menang di pasar X”</w:t>
+      </w:r>
+      <w:r>
+        <w:t xml:space="preserve"> </w:t>
+      </w:r>
+      <w:r>
+        <w:t xml:space="preserve">melainkan</w:t>
+      </w:r>
+      <w:r>
+        <w:t xml:space="preserve"> </w:t>
+      </w:r>
+      <w:r>
+        <w:t xml:space="preserve">“industri mana yang layak ditambah, mana yang harus didivestasi, dan bagaimana kombinasi portofolio menambah nilai melebihi penjumlahan unit yang berdiri sendiri.”</w:t>
+      </w:r>
+      <w:r>
+        <w:t xml:space="preserve"> </w:t>
+      </w:r>
+      <w:r>
+        <w:t xml:space="preserve">Sumber keunggulan kompetitif pun berubah: pada level bisnis, keunggulan berasal dari</w:t>
       </w:r>
       <w:r>
         <w:t xml:space="preserve"> </w:t>
@@ -601,7 +699,7 @@
         <w:t xml:space="preserve"> </w:t>
       </w:r>
       <w:r>
-        <w:t xml:space="preserve">— yang dipilih sebagai logika portofolio. Porter (1987) memberikan jawaban klasik pada pertanyaan kedua melalui tiga tes diversifikasi yang akan dibahas pada §3. Konsep payung yang menyatukan keempat pertanyaan ini adalah</w:t>
+        <w:t xml:space="preserve">— yang dipilih sebagai logika portofolio.</w:t>
       </w:r>
       <w:r>
         <w:t xml:space="preserve"> </w:t>
@@ -610,6 +708,181 @@
         <w:rPr>
           <w:b/>
           <w:bCs/>
+        </w:rPr>
+        <w:t xml:space="preserve">Porter (1987) memberikan jawaban klasik pada pertanyaan kedua melalui tiga tes diversifikasi:</w:t>
+      </w:r>
+      <w:r>
+        <w:rPr>
+          <w:b/>
+          <w:bCs/>
+        </w:rPr>
+        <w:t xml:space="preserve"> </w:t>
+      </w:r>
+      <w:r>
+        <w:rPr>
+          <w:b/>
+          <w:bCs/>
+          <w:i/>
+          <w:iCs/>
+        </w:rPr>
+        <w:t xml:space="preserve">industry attractiveness test</w:t>
+      </w:r>
+      <w:r>
+        <w:rPr>
+          <w:b/>
+          <w:bCs/>
+        </w:rPr>
+        <w:t xml:space="preserve"> </w:t>
+      </w:r>
+      <w:r>
+        <w:rPr>
+          <w:b/>
+          <w:bCs/>
+        </w:rPr>
+        <w:t xml:space="preserve">(apakah industri target secara struktural menghasilkan</w:t>
+      </w:r>
+      <w:r>
+        <w:rPr>
+          <w:b/>
+          <w:bCs/>
+        </w:rPr>
+        <w:t xml:space="preserve"> </w:t>
+      </w:r>
+      <w:r>
+        <w:rPr>
+          <w:b/>
+          <w:bCs/>
+          <w:i/>
+          <w:iCs/>
+        </w:rPr>
+        <w:t xml:space="preserve">return</w:t>
+      </w:r>
+      <w:r>
+        <w:rPr>
+          <w:b/>
+          <w:bCs/>
+        </w:rPr>
+        <w:t xml:space="preserve"> </w:t>
+      </w:r>
+      <w:r>
+        <w:rPr>
+          <w:b/>
+          <w:bCs/>
+        </w:rPr>
+        <w:t xml:space="preserve">di atas</w:t>
+      </w:r>
+      <w:r>
+        <w:rPr>
+          <w:b/>
+          <w:bCs/>
+        </w:rPr>
+        <w:t xml:space="preserve"> </w:t>
+      </w:r>
+      <w:r>
+        <w:rPr>
+          <w:b/>
+          <w:bCs/>
+          <w:i/>
+          <w:iCs/>
+        </w:rPr>
+        <w:t xml:space="preserve">cost of capital</w:t>
+      </w:r>
+      <w:r>
+        <w:rPr>
+          <w:b/>
+          <w:bCs/>
+        </w:rPr>
+        <w:t xml:space="preserve">),</w:t>
+      </w:r>
+      <w:r>
+        <w:rPr>
+          <w:b/>
+          <w:bCs/>
+        </w:rPr>
+        <w:t xml:space="preserve"> </w:t>
+      </w:r>
+      <w:r>
+        <w:rPr>
+          <w:b/>
+          <w:bCs/>
+          <w:i/>
+          <w:iCs/>
+        </w:rPr>
+        <w:t xml:space="preserve">cost of entry test</w:t>
+      </w:r>
+      <w:r>
+        <w:rPr>
+          <w:b/>
+          <w:bCs/>
+        </w:rPr>
+        <w:t xml:space="preserve"> </w:t>
+      </w:r>
+      <w:r>
+        <w:rPr>
+          <w:b/>
+          <w:bCs/>
+        </w:rPr>
+        <w:t xml:space="preserve">(apakah biaya masuk tidak menggerogoti potensi profit), dan</w:t>
+      </w:r>
+      <w:r>
+        <w:rPr>
+          <w:b/>
+          <w:bCs/>
+        </w:rPr>
+        <w:t xml:space="preserve"> </w:t>
+      </w:r>
+      <w:r>
+        <w:rPr>
+          <w:b/>
+          <w:bCs/>
+          <w:i/>
+          <w:iCs/>
+        </w:rPr>
+        <w:t xml:space="preserve">better-off test</w:t>
+      </w:r>
+      <w:r>
+        <w:rPr>
+          <w:b/>
+          <w:bCs/>
+        </w:rPr>
+        <w:t xml:space="preserve"> </w:t>
+      </w:r>
+      <w:r>
+        <w:rPr>
+          <w:b/>
+          <w:bCs/>
+        </w:rPr>
+        <w:t xml:space="preserve">(apakah kombinasi bisnis di bawah satu korporasi menambah nilai melebihi penjumlahan unit yang berdiri sendiri).</w:t>
+      </w:r>
+      <w:r>
+        <w:t xml:space="preserve"> </w:t>
+      </w:r>
+      <w:r>
+        <w:t xml:space="preserve">Ketiganya akan diuraikan pada §3 dan menjadi</w:t>
+      </w:r>
+      <w:r>
+        <w:t xml:space="preserve"> </w:t>
+      </w:r>
+      <w:r>
+        <w:rPr>
+          <w:i/>
+          <w:iCs/>
+        </w:rPr>
+        <w:t xml:space="preserve">gatekeeping criteria</w:t>
+      </w:r>
+      <w:r>
+        <w:t xml:space="preserve"> </w:t>
+      </w:r>
+      <w:r>
+        <w:t xml:space="preserve">untuk setiap proposal diversifikasi yang serius. Konsep payung yang menyatukan keempat pertanyaan ini adalah</w:t>
+      </w:r>
+      <w:r>
+        <w:t xml:space="preserve"> </w:t>
+      </w:r>
+      <w:r>
+        <w:rPr>
+          <w:b/>
+          <w:bCs/>
           <w:i/>
           <w:iCs/>
         </w:rPr>
@@ -619,7 +892,55 @@
         <w:t xml:space="preserve"> </w:t>
       </w:r>
       <w:r>
-        <w:t xml:space="preserve">— diuraikan secara sistematis pada §9 sebagai kerangka master yang menghubungkan diskusi cross-business di Ch.8 dengan diskusi internal fit pada Artikel 11 (Hsieh &amp; Chen 2011) dan multi-element organizational alignment pada Artikel 12 (Okebaram &amp; Onuoha 2018).</w:t>
+        <w:t xml:space="preserve">— diuraikan secara sistematis pada §9 sebagai kerangka master pada tiga level yang berbeda namun saling melengkapi:</w:t>
+      </w:r>
+      <w:r>
+        <w:t xml:space="preserve"> </w:t>
+      </w:r>
+      <w:r>
+        <w:rPr>
+          <w:i/>
+          <w:iCs/>
+        </w:rPr>
+        <w:t xml:space="preserve">cross-business fit</w:t>
+      </w:r>
+      <w:r>
+        <w:t xml:space="preserve"> </w:t>
+      </w:r>
+      <w:r>
+        <w:t xml:space="preserve">antar-unit bisnis di portofolio terdiversifikasi (TPGS Ch.8),</w:t>
+      </w:r>
+      <w:r>
+        <w:t xml:space="preserve"> </w:t>
+      </w:r>
+      <w:r>
+        <w:rPr>
+          <w:i/>
+          <w:iCs/>
+        </w:rPr>
+        <w:t xml:space="preserve">internal business fit</w:t>
+      </w:r>
+      <w:r>
+        <w:t xml:space="preserve"> </w:t>
+      </w:r>
+      <w:r>
+        <w:t xml:space="preserve">antara strategi kompetitif dan sistem HR-reward di dalam satu unit (Artikel 11, Hsieh &amp; Chen 2011), dan</w:t>
+      </w:r>
+      <w:r>
+        <w:t xml:space="preserve"> </w:t>
+      </w:r>
+      <w:r>
+        <w:rPr>
+          <w:i/>
+          <w:iCs/>
+        </w:rPr>
+        <w:t xml:space="preserve">multi-element organizational alignment</w:t>
+      </w:r>
+      <w:r>
+        <w:t xml:space="preserve"> </w:t>
+      </w:r>
+      <w:r>
+        <w:t xml:space="preserve">yang mengoperasionalisasi fit melalui 4Cs Medcof pada Artikel 12 (Okebaram &amp; Onuoha 2018).</w:t>
       </w:r>
     </w:p>
     <w:p>
@@ -3163,7 +3484,170 @@
         <w:t xml:space="preserve">value chain</w:t>
       </w:r>
       <w:r>
-        <w:t xml:space="preserve">, bisnis-bisnis tersebut menggunakan aktivitas, sumber daya, atau kapabilitas yang serupa sehingga ada peluang ekonomik untuk berbagi atau memindahkan. Toyota Astra Motor dan Astra Honda Motor memproduksi produk akhir yang berbeda (mobil vs. sepeda motor), namun keduanya berbagi</w:t>
+        <w:t xml:space="preserve"> </w:t>
+      </w:r>
+      <w:r>
+        <w:t xml:space="preserve">— yang dirumuskan Porter (1985) sebagai rangkaian aktivitas primer (logistik masuk, operasi, logistik keluar, pemasaran, layanan) dan aktivitas pendukung (infrastruktur, HR, teknologi, pengadaan) — bisnis-bisnis tersebut menggunakan aktivitas, sumber daya, atau kapabilitas yang serupa sehingga ada peluang ekonomik untuk berbagi atau memindahkan.</w:t>
+      </w:r>
+      <w:r>
+        <w:t xml:space="preserve"> </w:t>
+      </w:r>
+      <w:r>
+        <w:rPr>
+          <w:b/>
+          <w:bCs/>
+        </w:rPr>
+        <w:t xml:space="preserve">Distinksi konseptual yang sering dilewatkan: fit-sebagai-</w:t>
+      </w:r>
+      <w:r>
+        <w:rPr>
+          <w:b/>
+          <w:bCs/>
+          <w:i/>
+          <w:iCs/>
+        </w:rPr>
+        <w:t xml:space="preserve">operational-overlap</w:t>
+      </w:r>
+      <w:r>
+        <w:rPr>
+          <w:b/>
+          <w:bCs/>
+        </w:rPr>
+        <w:t xml:space="preserve"> </w:t>
+      </w:r>
+      <w:r>
+        <w:rPr>
+          <w:b/>
+          <w:bCs/>
+        </w:rPr>
+        <w:t xml:space="preserve">(dua bisnis menggunakan pabrik atau gudang fisik yang sama) berbeda secara fundamental dari fit-sebagai-</w:t>
+      </w:r>
+      <w:r>
+        <w:rPr>
+          <w:b/>
+          <w:bCs/>
+          <w:i/>
+          <w:iCs/>
+        </w:rPr>
+        <w:t xml:space="preserve">strategic-resource-transfer</w:t>
+      </w:r>
+      <w:r>
+        <w:rPr>
+          <w:b/>
+          <w:bCs/>
+        </w:rPr>
+        <w:t xml:space="preserve"> </w:t>
+      </w:r>
+      <w:r>
+        <w:rPr>
+          <w:b/>
+          <w:bCs/>
+        </w:rPr>
+        <w:t xml:space="preserve">(kapabilitas R&amp;D,</w:t>
+      </w:r>
+      <w:r>
+        <w:rPr>
+          <w:b/>
+          <w:bCs/>
+        </w:rPr>
+        <w:t xml:space="preserve"> </w:t>
+      </w:r>
+      <w:r>
+        <w:rPr>
+          <w:b/>
+          <w:bCs/>
+          <w:i/>
+          <w:iCs/>
+        </w:rPr>
+        <w:t xml:space="preserve">brand equity</w:t>
+      </w:r>
+      <w:r>
+        <w:rPr>
+          <w:b/>
+          <w:bCs/>
+        </w:rPr>
+        <w:t xml:space="preserve">, atau</w:t>
+      </w:r>
+      <w:r>
+        <w:rPr>
+          <w:b/>
+          <w:bCs/>
+        </w:rPr>
+        <w:t xml:space="preserve"> </w:t>
+      </w:r>
+      <w:r>
+        <w:rPr>
+          <w:b/>
+          <w:bCs/>
+          <w:i/>
+          <w:iCs/>
+        </w:rPr>
+        <w:t xml:space="preserve">organizational know-how</w:t>
+      </w:r>
+      <w:r>
+        <w:rPr>
+          <w:b/>
+          <w:bCs/>
+        </w:rPr>
+        <w:t xml:space="preserve"> </w:t>
+      </w:r>
+      <w:r>
+        <w:rPr>
+          <w:b/>
+          <w:bCs/>
+        </w:rPr>
+        <w:t xml:space="preserve">dari satu bisnis dapat dimanfaatkan oleh bisnis lain).</w:t>
+      </w:r>
+      <w:r>
+        <w:t xml:space="preserve"> </w:t>
+      </w:r>
+      <w:r>
+        <w:t xml:space="preserve">Bentuk kedua sering lebih bernilai karena melibatkan</w:t>
+      </w:r>
+      <w:r>
+        <w:t xml:space="preserve"> </w:t>
+      </w:r>
+      <w:r>
+        <w:rPr>
+          <w:i/>
+          <w:iCs/>
+        </w:rPr>
+        <w:t xml:space="preserve">intangible assets</w:t>
+      </w:r>
+      <w:r>
+        <w:t xml:space="preserve"> </w:t>
+      </w:r>
+      <w:r>
+        <w:t xml:space="preserve">yang sulit ditiru pesaing. Fit pada level korporat juga berbeda dari fit pada</w:t>
+      </w:r>
+      <w:r>
+        <w:t xml:space="preserve"> </w:t>
+      </w:r>
+      <w:r>
+        <w:rPr>
+          <w:i/>
+          <w:iCs/>
+        </w:rPr>
+        <w:t xml:space="preserve">single-business</w:t>
+      </w:r>
+      <w:r>
+        <w:t xml:space="preserve">: pada bisnis tunggal, fit yang dibahas adalah</w:t>
+      </w:r>
+      <w:r>
+        <w:t xml:space="preserve"> </w:t>
+      </w:r>
+      <w:r>
+        <w:rPr>
+          <w:i/>
+          <w:iCs/>
+        </w:rPr>
+        <w:t xml:space="preserve">internal alignment</w:t>
+      </w:r>
+      <w:r>
+        <w:t xml:space="preserve"> </w:t>
+      </w:r>
+      <w:r>
+        <w:t xml:space="preserve">antara strategi, struktur, dan sistem dalam satu unit; pada level korporat, fit melintasi unit-unit yang otonom. Toyota Astra Motor dan Astra Honda Motor memproduksi produk akhir yang berbeda (mobil vs. sepeda motor), namun keduanya berbagi</w:t>
       </w:r>
       <w:r>
         <w:t xml:space="preserve"> </w:t>
@@ -3316,7 +3800,39 @@
         <w:t xml:space="preserve"> </w:t>
       </w:r>
       <w:r>
-        <w:t xml:space="preserve">yang sama sehingga dapat mengkonsolidasi pembelian dan menurunkan biaya per unit melalui skala pembelian agregat.</w:t>
+        <w:t xml:space="preserve">yang sama sehingga dapat mengkonsolidasi pembelian dan menurunkan biaya per unit melalui skala pembelian agregat; Indofood mengintegrasikan Bogasari sebagai pemasok terigu</w:t>
+      </w:r>
+      <w:r>
+        <w:t xml:space="preserve"> </w:t>
+      </w:r>
+      <w:r>
+        <w:rPr>
+          <w:i/>
+          <w:iCs/>
+        </w:rPr>
+        <w:t xml:space="preserve">captive</w:t>
+      </w:r>
+      <w:r>
+        <w:t xml:space="preserve"> </w:t>
+      </w:r>
+      <w:r>
+        <w:t xml:space="preserve">untuk lini mie instan, kecap, dan makanan ringan sehingga seluruh portofolio mendapat</w:t>
+      </w:r>
+      <w:r>
+        <w:t xml:space="preserve"> </w:t>
+      </w:r>
+      <w:r>
+        <w:rPr>
+          <w:i/>
+          <w:iCs/>
+        </w:rPr>
+        <w:t xml:space="preserve">input</w:t>
+      </w:r>
+      <w:r>
+        <w:t xml:space="preserve"> </w:t>
+      </w:r>
+      <w:r>
+        <w:t xml:space="preserve">dengan harga internal yang stabil.</w:t>
       </w:r>
       <w:r>
         <w:t xml:space="preserve"> </w:t>
@@ -3361,7 +3877,23 @@
         <w:t xml:space="preserve"> </w:t>
       </w:r>
       <w:r>
-        <w:t xml:space="preserve">ke bisnis lain.</w:t>
+        <w:t xml:space="preserve">ke bisnis lain; Honda mengaplikasikan kapabilitas</w:t>
+      </w:r>
+      <w:r>
+        <w:t xml:space="preserve"> </w:t>
+      </w:r>
+      <w:r>
+        <w:rPr>
+          <w:i/>
+          <w:iCs/>
+        </w:rPr>
+        <w:t xml:space="preserve">small-engine engineering</w:t>
+      </w:r>
+      <w:r>
+        <w:t xml:space="preserve"> </w:t>
+      </w:r>
+      <w:r>
+        <w:t xml:space="preserve">yang sama untuk mobil, sepeda motor, generator, dan mesin pertanian.</w:t>
       </w:r>
       <w:r>
         <w:t xml:space="preserve"> </w:t>
@@ -3425,7 +3957,39 @@
         <w:t xml:space="preserve"> </w:t>
       </w:r>
       <w:r>
-        <w:t xml:space="preserve">dapat dimaksimalkan.</w:t>
+        <w:t xml:space="preserve">dapat dimaksimalkan; Toyota Production System dan disiplin</w:t>
+      </w:r>
+      <w:r>
+        <w:t xml:space="preserve"> </w:t>
+      </w:r>
+      <w:r>
+        <w:rPr>
+          <w:i/>
+          <w:iCs/>
+        </w:rPr>
+        <w:t xml:space="preserve">lean manufacturing</w:t>
+      </w:r>
+      <w:r>
+        <w:t xml:space="preserve"> </w:t>
+      </w:r>
+      <w:r>
+        <w:t xml:space="preserve">yang dikembangkan untuk lini mobil ditransfer ke lini</w:t>
+      </w:r>
+      <w:r>
+        <w:t xml:space="preserve"> </w:t>
+      </w:r>
+      <w:r>
+        <w:rPr>
+          <w:i/>
+          <w:iCs/>
+        </w:rPr>
+        <w:t xml:space="preserve">forklift</w:t>
+      </w:r>
+      <w:r>
+        <w:t xml:space="preserve"> </w:t>
+      </w:r>
+      <w:r>
+        <w:t xml:space="preserve">Toyota Industries tanpa membangun kapabilitas baru dari nol.</w:t>
       </w:r>
       <w:r>
         <w:t xml:space="preserve"> </w:t>
@@ -3483,7 +4047,52 @@
         <w:t xml:space="preserve"> </w:t>
       </w:r>
       <w:r>
-        <w:t xml:space="preserve">lintas beberapa lini produk.</w:t>
+        <w:t xml:space="preserve">lintas beberapa lini produk; Unilever Indonesia menggunakan jaringan distribusi tunggal yang menjangkau 800 ribu</w:t>
+      </w:r>
+      <w:r>
+        <w:t xml:space="preserve"> </w:t>
+      </w:r>
+      <w:r>
+        <w:rPr>
+          <w:i/>
+          <w:iCs/>
+        </w:rPr>
+        <w:t xml:space="preserve">outlet</w:t>
+      </w:r>
+      <w:r>
+        <w:t xml:space="preserve"> </w:t>
+      </w:r>
+      <w:r>
+        <w:t xml:space="preserve">untuk membawa produk personal care,</w:t>
+      </w:r>
+      <w:r>
+        <w:t xml:space="preserve"> </w:t>
+      </w:r>
+      <w:r>
+        <w:rPr>
+          <w:i/>
+          <w:iCs/>
+        </w:rPr>
+        <w:t xml:space="preserve">home care</w:t>
+      </w:r>
+      <w:r>
+        <w:t xml:space="preserve">, dan</w:t>
+      </w:r>
+      <w:r>
+        <w:t xml:space="preserve"> </w:t>
+      </w:r>
+      <w:r>
+        <w:rPr>
+          <w:i/>
+          <w:iCs/>
+        </w:rPr>
+        <w:t xml:space="preserve">food &amp; beverage</w:t>
+      </w:r>
+      <w:r>
+        <w:t xml:space="preserve"> </w:t>
+      </w:r>
+      <w:r>
+        <w:t xml:space="preserve">secara bersama, sehingga biaya logistik per SKU lebih rendah daripada bila masing-masing kategori membangun jaringan terpisah.</w:t>
       </w:r>
     </w:p>
     <w:bookmarkEnd w:id="37"/>
@@ -3557,16 +4166,39 @@
       </w:r>
       <w:r>
         <w:rPr>
-          <w:i/>
-          <w:iCs/>
-        </w:rPr>
-        <w:t xml:space="preserve">Economies of scale</w:t>
-      </w:r>
-      <w:r>
-        <w:t xml:space="preserve"> </w:t>
-      </w:r>
-      <w:r>
-        <w:t xml:space="preserve">berasal dari pertumbuhan volume pada satu lini produk — biaya tetap di-</w:t>
+          <w:b/>
+          <w:bCs/>
+        </w:rPr>
+        <w:t xml:space="preserve">Mekanisme</w:t>
+      </w:r>
+      <w:r>
+        <w:rPr>
+          <w:b/>
+          <w:bCs/>
+        </w:rPr>
+        <w:t xml:space="preserve"> </w:t>
+      </w:r>
+      <w:r>
+        <w:rPr>
+          <w:b/>
+          <w:bCs/>
+          <w:i/>
+          <w:iCs/>
+        </w:rPr>
+        <w:t xml:space="preserve">economies of scale</w:t>
+      </w:r>
+      <w:r>
+        <w:rPr>
+          <w:b/>
+          <w:bCs/>
+        </w:rPr>
+        <w:t xml:space="preserve">: biaya per unit menurun ketika volume satu lini produk meningkat</w:t>
+      </w:r>
+      <w:r>
+        <w:t xml:space="preserve"> </w:t>
+      </w:r>
+      <w:r>
+        <w:t xml:space="preserve">— biaya tetap (pabrik, lini produksi, R&amp;D dasar) di-</w:t>
       </w:r>
       <w:r>
         <w:rPr>
@@ -3595,20 +4227,59 @@
         <w:t xml:space="preserve"> </w:t>
       </w:r>
       <w:r>
-        <w:t xml:space="preserve">mendorong efisiensi, dan kekuatan tawar terhadap pemasok meningkat dengan volume.</w:t>
-      </w:r>
-      <w:r>
-        <w:t xml:space="preserve"> </w:t>
-      </w:r>
-      <w:r>
-        <w:rPr>
-          <w:i/>
-          <w:iCs/>
-        </w:rPr>
-        <w:t xml:space="preserve">Economies of scope</w:t>
-      </w:r>
-      <w:r>
-        <w:t xml:space="preserve">, sebagaimana didefinisikan Panzar &amp; Willig (1981) dalam kerangka</w:t>
+        <w:t xml:space="preserve">mendorong efisiensi, dan kekuatan tawar terhadap pemasok meningkat dengan volume. Contoh konkret: pabrik semen Tonasa yang memproduksi 4 juta ton per tahun memiliki biaya tetap per ton substansial lebih rendah daripada pabrik yang memproduksi 1 juta ton — biaya kapital, biaya energi tetap, dan biaya overhead pabrik di-</w:t>
+      </w:r>
+      <w:r>
+        <w:rPr>
+          <w:i/>
+          <w:iCs/>
+        </w:rPr>
+        <w:t xml:space="preserve">amortise</w:t>
+      </w:r>
+      <w:r>
+        <w:t xml:space="preserve"> </w:t>
+      </w:r>
+      <w:r>
+        <w:t xml:space="preserve">pada volume yang lebih besar.</w:t>
+      </w:r>
+      <w:r>
+        <w:t xml:space="preserve"> </w:t>
+      </w:r>
+      <w:r>
+        <w:rPr>
+          <w:b/>
+          <w:bCs/>
+        </w:rPr>
+        <w:t xml:space="preserve">Mekanisme</w:t>
+      </w:r>
+      <w:r>
+        <w:rPr>
+          <w:b/>
+          <w:bCs/>
+        </w:rPr>
+        <w:t xml:space="preserve"> </w:t>
+      </w:r>
+      <w:r>
+        <w:rPr>
+          <w:b/>
+          <w:bCs/>
+          <w:i/>
+          <w:iCs/>
+        </w:rPr>
+        <w:t xml:space="preserve">economies of scope</w:t>
+      </w:r>
+      <w:r>
+        <w:rPr>
+          <w:b/>
+          <w:bCs/>
+        </w:rPr>
+        <w:t xml:space="preserve">: biaya per unit menurun ketika satu sumber daya digunakan bersama oleh beberapa lini produk yang berbeda.</w:t>
+      </w:r>
+      <w:r>
+        <w:t xml:space="preserve"> </w:t>
+      </w:r>
+      <w:r>
+        <w:t xml:space="preserve">Panzar &amp; Willig (1981) dalam kerangka</w:t>
       </w:r>
       <w:r>
         <w:t xml:space="preserve"> </w:t>
@@ -3621,23 +4292,26 @@
         <w:t xml:space="preserve">production economics</w:t>
       </w:r>
       <w:r>
-        <w:t xml:space="preserve">, berasal dari produksi dua atau lebih lini produk yang berbeda secara bersama-sama lebih murah dibandingkan memproduksinya secara terpisah — sumber penghematan adalah</w:t>
-      </w:r>
-      <w:r>
-        <w:t xml:space="preserve"> </w:t>
-      </w:r>
-      <w:r>
-        <w:rPr>
-          <w:i/>
-          <w:iCs/>
-        </w:rPr>
-        <w:t xml:space="preserve">sharing</w:t>
-      </w:r>
-      <w:r>
-        <w:t xml:space="preserve"> </w:t>
-      </w:r>
-      <w:r>
-        <w:t xml:space="preserve">sumber daya yang sama untuk beberapa output. Teece (1980) memperluas argumen ini dengan menunjukkan bahwa</w:t>
+        <w:t xml:space="preserve"> </w:t>
+      </w:r>
+      <w:r>
+        <w:t xml:space="preserve">memformalkan kondisi ini sebagai</w:t>
+      </w:r>
+      <w:r>
+        <w:t xml:space="preserve"> </w:t>
+      </w:r>
+      <w:r>
+        <w:rPr>
+          <w:i/>
+          <w:iCs/>
+        </w:rPr>
+        <w:t xml:space="preserve">subadditivity</w:t>
+      </w:r>
+      <w:r>
+        <w:t xml:space="preserve"> </w:t>
+      </w:r>
+      <w:r>
+        <w:t xml:space="preserve">dari fungsi biaya. Contoh konkret: jaringan distribusi Unilever yang awalnya dibangun untuk sabun digunakan bersama oleh sampo, pasta gigi, es krim, dan kecap — biaya distribusi per kategori jauh lebih rendah dibandingkan bila masing-masing membangun jaringan dari nol. Teece (1980) memperluas argumen ini dengan menunjukkan bahwa</w:t>
       </w:r>
       <w:r>
         <w:t xml:space="preserve"> </w:t>
@@ -3698,7 +4372,23 @@
         <w:t xml:space="preserve"> </w:t>
       </w:r>
       <w:r>
-        <w:t xml:space="preserve">dalam batas perusahaan: penggunaannya untuk satu lini produk tidak mengurangi ketersediaannya untuk lini produk lain.</w:t>
+        <w:t xml:space="preserve">dalam batas perusahaan: penggunaannya untuk satu lini produk tidak mengurangi ketersediaannya untuk lini produk lain, sehingga sumber</w:t>
+      </w:r>
+      <w:r>
+        <w:t xml:space="preserve"> </w:t>
+      </w:r>
+      <w:r>
+        <w:rPr>
+          <w:i/>
+          <w:iCs/>
+        </w:rPr>
+        <w:t xml:space="preserve">economies of scope</w:t>
+      </w:r>
+      <w:r>
+        <w:t xml:space="preserve"> </w:t>
+      </w:r>
+      <w:r>
+        <w:t xml:space="preserve">yang paling sulit ditiru pesaing berasal justru dari aset tak berwujud, bukan dari fasilitas fisik bersama.</w:t>
       </w:r>
     </w:p>
     <w:bookmarkEnd w:id="38"/>
@@ -6513,7 +7203,207 @@
         <w:t xml:space="preserve">Organization and Environment</w:t>
       </w:r>
       <w:r>
-        <w:t xml:space="preserve">. Argumen inti contingency theory adalah</w:t>
+        <w:t xml:space="preserve">. Riset asli mereka membandingkan perusahaan-perusahaan dalam industri</w:t>
+      </w:r>
+      <w:r>
+        <w:t xml:space="preserve"> </w:t>
+      </w:r>
+      <w:r>
+        <w:rPr>
+          <w:i/>
+          <w:iCs/>
+        </w:rPr>
+        <w:t xml:space="preserve">high-tech</w:t>
+      </w:r>
+      <w:r>
+        <w:t xml:space="preserve"> </w:t>
+      </w:r>
+      <w:r>
+        <w:t xml:space="preserve">(plastik) yang menghadapi lingkungan turbulen — perubahan teknologi cepat, ketidakpastian permintaan tinggi — dengan perusahaan-perusahaan dalam industri kontainer yang menghadapi lingkungan stabil dengan teknologi matang dan permintaan dapat diprediksi. Dua konsep yang mereka rumuskan menjadi pijakan literatur fit berikutnya:</w:t>
+      </w:r>
+      <w:r>
+        <w:t xml:space="preserve"> </w:t>
+      </w:r>
+      <w:r>
+        <w:rPr>
+          <w:b/>
+          <w:bCs/>
+          <w:i/>
+          <w:iCs/>
+        </w:rPr>
+        <w:t xml:space="preserve">differentiation</w:t>
+      </w:r>
+      <w:r>
+        <w:t xml:space="preserve"> </w:t>
+      </w:r>
+      <w:r>
+        <w:t xml:space="preserve">sebagai derajat unit-unit fungsional dalam organisasi mengembangkan orientasi, struktur, dan</w:t>
+      </w:r>
+      <w:r>
+        <w:t xml:space="preserve"> </w:t>
+      </w:r>
+      <w:r>
+        <w:rPr>
+          <w:i/>
+          <w:iCs/>
+        </w:rPr>
+        <w:t xml:space="preserve">time horizon</w:t>
+      </w:r>
+      <w:r>
+        <w:t xml:space="preserve"> </w:t>
+      </w:r>
+      <w:r>
+        <w:t xml:space="preserve">yang berbeda untuk menangani sub-lingkungan masing-masing; dan</w:t>
+      </w:r>
+      <w:r>
+        <w:t xml:space="preserve"> </w:t>
+      </w:r>
+      <w:r>
+        <w:rPr>
+          <w:b/>
+          <w:bCs/>
+          <w:i/>
+          <w:iCs/>
+        </w:rPr>
+        <w:t xml:space="preserve">integration</w:t>
+      </w:r>
+      <w:r>
+        <w:t xml:space="preserve"> </w:t>
+      </w:r>
+      <w:r>
+        <w:t xml:space="preserve">sebagai mekanisme koordinasi (komite, liaison,</w:t>
+      </w:r>
+      <w:r>
+        <w:t xml:space="preserve"> </w:t>
+      </w:r>
+      <w:r>
+        <w:rPr>
+          <w:i/>
+          <w:iCs/>
+        </w:rPr>
+        <w:t xml:space="preserve">cross-functional teams</w:t>
+      </w:r>
+      <w:r>
+        <w:t xml:space="preserve">) yang menyatukan unit-unit yang ter-</w:t>
+      </w:r>
+      <w:r>
+        <w:rPr>
+          <w:i/>
+          <w:iCs/>
+        </w:rPr>
+        <w:t xml:space="preserve">differentiated</w:t>
+      </w:r>
+      <w:r>
+        <w:t xml:space="preserve"> </w:t>
+      </w:r>
+      <w:r>
+        <w:t xml:space="preserve">tersebut.</w:t>
+      </w:r>
+      <w:r>
+        <w:t xml:space="preserve"> </w:t>
+      </w:r>
+      <w:r>
+        <w:rPr>
+          <w:b/>
+          <w:bCs/>
+        </w:rPr>
+        <w:t xml:space="preserve">Temuan empirisnya: perusahaan berkinerja tinggi di industri plastik memiliki</w:t>
+      </w:r>
+      <w:r>
+        <w:rPr>
+          <w:b/>
+          <w:bCs/>
+        </w:rPr>
+        <w:t xml:space="preserve"> </w:t>
+      </w:r>
+      <w:r>
+        <w:rPr>
+          <w:b/>
+          <w:bCs/>
+          <w:i/>
+          <w:iCs/>
+        </w:rPr>
+        <w:t xml:space="preserve">differentiation</w:t>
+      </w:r>
+      <w:r>
+        <w:rPr>
+          <w:b/>
+          <w:bCs/>
+        </w:rPr>
+        <w:t xml:space="preserve"> </w:t>
+      </w:r>
+      <w:r>
+        <w:rPr>
+          <w:b/>
+          <w:bCs/>
+        </w:rPr>
+        <w:t xml:space="preserve">tinggi yang diimbangi</w:t>
+      </w:r>
+      <w:r>
+        <w:rPr>
+          <w:b/>
+          <w:bCs/>
+        </w:rPr>
+        <w:t xml:space="preserve"> </w:t>
+      </w:r>
+      <w:r>
+        <w:rPr>
+          <w:b/>
+          <w:bCs/>
+          <w:i/>
+          <w:iCs/>
+        </w:rPr>
+        <w:t xml:space="preserve">integration</w:t>
+      </w:r>
+      <w:r>
+        <w:rPr>
+          <w:b/>
+          <w:bCs/>
+        </w:rPr>
+        <w:t xml:space="preserve"> </w:t>
+      </w:r>
+      <w:r>
+        <w:rPr>
+          <w:b/>
+          <w:bCs/>
+        </w:rPr>
+        <w:t xml:space="preserve">yang juga tinggi; perusahaan berkinerja tinggi di industri kontainer memiliki</w:t>
+      </w:r>
+      <w:r>
+        <w:rPr>
+          <w:b/>
+          <w:bCs/>
+        </w:rPr>
+        <w:t xml:space="preserve"> </w:t>
+      </w:r>
+      <w:r>
+        <w:rPr>
+          <w:b/>
+          <w:bCs/>
+          <w:i/>
+          <w:iCs/>
+        </w:rPr>
+        <w:t xml:space="preserve">differentiation</w:t>
+      </w:r>
+      <w:r>
+        <w:rPr>
+          <w:b/>
+          <w:bCs/>
+        </w:rPr>
+        <w:t xml:space="preserve"> </w:t>
+      </w:r>
+      <w:r>
+        <w:rPr>
+          <w:b/>
+          <w:bCs/>
+        </w:rPr>
+        <w:t xml:space="preserve">rendah dengan integrasi yang lebih formal.</w:t>
+      </w:r>
+      <w:r>
+        <w:t xml:space="preserve"> </w:t>
+      </w:r>
+      <w:r>
+        <w:t xml:space="preserve">Argumen inti contingency theory yang lahir dari sini adalah</w:t>
       </w:r>
       <w:r>
         <w:t xml:space="preserve"> </w:t>
@@ -6526,65 +7416,39 @@
         <w:t xml:space="preserve">no one best way</w:t>
       </w:r>
       <w:r>
-        <w:t xml:space="preserve">: tidak ada struktur, strategi, atau sistem manajemen yang superior secara universal; superioritas tergantung pada kecocokan (</w:t>
-      </w:r>
-      <w:r>
-        <w:rPr>
-          <w:i/>
-          <w:iCs/>
-        </w:rPr>
-        <w:t xml:space="preserve">fit</w:t>
-      </w:r>
-      <w:r>
-        <w:t xml:space="preserve">) antara elemen-elemen internal organisasi dan kondisi lingkungan eksternal. Studi Lawrence &amp; Lorsch terhadap perusahaan-perusahaan plastik, makanan, dan kontainer menunjukkan bahwa perusahaan yang berhasil dalam lingkungan turbulen mengembangkan struktur yang lebih</w:t>
-      </w:r>
-      <w:r>
-        <w:t xml:space="preserve"> </w:t>
-      </w:r>
-      <w:r>
-        <w:rPr>
-          <w:i/>
-          <w:iCs/>
-        </w:rPr>
-        <w:t xml:space="preserve">differentiated</w:t>
-      </w:r>
-      <w:r>
-        <w:t xml:space="preserve"> </w:t>
-      </w:r>
-      <w:r>
-        <w:t xml:space="preserve">dan mekanisme integrasi yang lebih kompleks, sementara perusahaan yang berhasil dalam lingkungan stabil mempertahankan struktur yang lebih</w:t>
-      </w:r>
-      <w:r>
-        <w:t xml:space="preserve"> </w:t>
-      </w:r>
-      <w:r>
-        <w:rPr>
-          <w:i/>
-          <w:iCs/>
-        </w:rPr>
-        <w:t xml:space="preserve">integrated</w:t>
-      </w:r>
-      <w:r>
-        <w:t xml:space="preserve"> </w:t>
-      </w:r>
-      <w:r>
-        <w:t xml:space="preserve">dan formal. Implikasi pedagogiknya untuk literatur strategi: setiap rekomendasi strategik harus</w:t>
-      </w:r>
-      <w:r>
-        <w:t xml:space="preserve"> </w:t>
-      </w:r>
-      <w:r>
-        <w:rPr>
-          <w:i/>
-          <w:iCs/>
-        </w:rPr>
-        <w:t xml:space="preserve">kondisional</w:t>
-      </w:r>
-      <w:r>
-        <w:t xml:space="preserve"> </w:t>
-      </w:r>
-      <w:r>
-        <w:t xml:space="preserve">pada konteks — pertanyaan yang benar bukan</w:t>
+        <w:t xml:space="preserve">: superioritas struktur dan strategi tergantung pada fit dengan kondisi lingkungan. Galbraith (1973), Mintzberg (1979), dan Donaldson (2001) memperluas kerangka ini, menjadikan contingency theory sebagai</w:t>
+      </w:r>
+      <w:r>
+        <w:t xml:space="preserve"> </w:t>
+      </w:r>
+      <w:r>
+        <w:rPr>
+          <w:i/>
+          <w:iCs/>
+        </w:rPr>
+        <w:t xml:space="preserve">paradigm</w:t>
+      </w:r>
+      <w:r>
+        <w:t xml:space="preserve"> </w:t>
+      </w:r>
+      <w:r>
+        <w:t xml:space="preserve">dominan di organization theory hingga</w:t>
+      </w:r>
+      <w:r>
+        <w:t xml:space="preserve"> </w:t>
+      </w:r>
+      <w:r>
+        <w:rPr>
+          <w:i/>
+          <w:iCs/>
+        </w:rPr>
+        <w:t xml:space="preserve">resource-based view</w:t>
+      </w:r>
+      <w:r>
+        <w:t xml:space="preserve"> </w:t>
+      </w:r>
+      <w:r>
+        <w:t xml:space="preserve">muncul sebagai komplemen pada 1990-an. Implikasi pedagogiknya: pertanyaan yang benar bukan</w:t>
       </w:r>
       <w:r>
         <w:t xml:space="preserve"> </w:t>
@@ -7100,7 +7964,23 @@
         <w:t xml:space="preserve"> </w:t>
       </w:r>
       <w:r>
-        <w:t xml:space="preserve">— variabel ketiga memoderasi hubungan antara strategi dan kinerja.</w:t>
+        <w:t xml:space="preserve">— variabel ketiga (fit) mengubah</w:t>
+      </w:r>
+      <w:r>
+        <w:t xml:space="preserve"> </w:t>
+      </w:r>
+      <w:r>
+        <w:rPr>
+          <w:i/>
+          <w:iCs/>
+        </w:rPr>
+        <w:t xml:space="preserve">slope</w:t>
+      </w:r>
+      <w:r>
+        <w:t xml:space="preserve"> </w:t>
+      </w:r>
+      <w:r>
+        <w:t xml:space="preserve">hubungan antara strategi dan kinerja; diuji melalui interaksi statistik.</w:t>
       </w:r>
       <w:r>
         <w:t xml:space="preserve"> </w:t>
@@ -7116,7 +7996,23 @@
         <w:t xml:space="preserve"> </w:t>
       </w:r>
       <w:r>
-        <w:t xml:space="preserve">— strategi mempengaruhi kinerja melalui variabel antara.</w:t>
+        <w:t xml:space="preserve">— fit adalah variabel antara yang menghubungkan strategi dengan kinerja; strategi memengaruhi kinerja</w:t>
+      </w:r>
+      <w:r>
+        <w:t xml:space="preserve"> </w:t>
+      </w:r>
+      <w:r>
+        <w:rPr>
+          <w:i/>
+          <w:iCs/>
+        </w:rPr>
+        <w:t xml:space="preserve">melalui</w:t>
+      </w:r>
+      <w:r>
+        <w:t xml:space="preserve"> </w:t>
+      </w:r>
+      <w:r>
+        <w:t xml:space="preserve">fit, bukan langsung.</w:t>
       </w:r>
       <w:r>
         <w:t xml:space="preserve"> </w:t>
@@ -7142,13 +8038,13 @@
           <w:i/>
           <w:iCs/>
         </w:rPr>
-        <w:t xml:space="preserve">match</w:t>
-      </w:r>
-      <w:r>
-        <w:t xml:space="preserve"> </w:t>
-      </w:r>
-      <w:r>
-        <w:t xml:space="preserve">langsung antara dua dimensi tanpa referensi kinerja.</w:t>
+        <w:t xml:space="preserve">theoretical correspondence</w:t>
+      </w:r>
+      <w:r>
+        <w:t xml:space="preserve"> </w:t>
+      </w:r>
+      <w:r>
+        <w:t xml:space="preserve">antara dua dimensi tanpa referensi langsung pada kriteria kinerja; pengukurannya berupa selisih atau jarak antar-dimensi.</w:t>
       </w:r>
       <w:r>
         <w:t xml:space="preserve"> </w:t>
@@ -7164,7 +8060,23 @@
         <w:t xml:space="preserve"> </w:t>
       </w:r>
       <w:r>
-        <w:t xml:space="preserve">— fit didefinisikan pada level konfigurasi keseluruhan; bukan dimensi individual yang penting melainkan pola lintas-dimensi.</w:t>
+        <w:t xml:space="preserve">— fit adalah konfigurasi keseluruhan yang koheren secara internal; bukan dimensi individual yang penting melainkan pola lintas banyak dimensi yang membentuk</w:t>
+      </w:r>
+      <w:r>
+        <w:t xml:space="preserve"> </w:t>
+      </w:r>
+      <w:r>
+        <w:rPr>
+          <w:i/>
+          <w:iCs/>
+        </w:rPr>
+        <w:t xml:space="preserve">type</w:t>
+      </w:r>
+      <w:r>
+        <w:t xml:space="preserve"> </w:t>
+      </w:r>
+      <w:r>
+        <w:t xml:space="preserve">yang utuh.</w:t>
       </w:r>
       <w:r>
         <w:t xml:space="preserve"> </w:t>
@@ -7180,7 +8092,7 @@
         <w:t xml:space="preserve"> </w:t>
       </w:r>
       <w:r>
-        <w:t xml:space="preserve">— fit diukur sebagai deviasi dari profil ideal yang ditetapkan secara teoretis atau empiris.</w:t>
+        <w:t xml:space="preserve">— fit diukur sebagai jarak deviasi dari profil ideal yang ditetapkan secara teoretis atau empiris (semakin dekat ke ideal, semakin tinggi fit).</w:t>
       </w:r>
       <w:r>
         <w:t xml:space="preserve"> </w:t>
@@ -7196,7 +8108,65 @@
         <w:t xml:space="preserve"> </w:t>
       </w:r>
       <w:r>
-        <w:t xml:space="preserve">— fit didefinisikan sebagai konsistensi internal lintas indikator yang dapat divalidasi melalui analisis faktor atau SEM. Setiap perspektif menghasilkan strategi pengukuran yang berbeda; klaim fit yang tidak mengkonkretkan perspektif yang dipakai sering kabur secara metodologis.</w:t>
+        <w:t xml:space="preserve">— fit didefinisikan sebagai</w:t>
+      </w:r>
+      <w:r>
+        <w:t xml:space="preserve"> </w:t>
+      </w:r>
+      <w:r>
+        <w:rPr>
+          <w:i/>
+          <w:iCs/>
+        </w:rPr>
+        <w:t xml:space="preserve">internal consistency</w:t>
+      </w:r>
+      <w:r>
+        <w:t xml:space="preserve"> </w:t>
+      </w:r>
+      <w:r>
+        <w:t xml:space="preserve">dari pola lintas indikator yang dapat divalidasi melalui</w:t>
+      </w:r>
+      <w:r>
+        <w:t xml:space="preserve"> </w:t>
+      </w:r>
+      <w:r>
+        <w:rPr>
+          <w:i/>
+          <w:iCs/>
+        </w:rPr>
+        <w:t xml:space="preserve">factor analysis</w:t>
+      </w:r>
+      <w:r>
+        <w:t xml:space="preserve"> </w:t>
+      </w:r>
+      <w:r>
+        <w:t xml:space="preserve">atau</w:t>
+      </w:r>
+      <w:r>
+        <w:t xml:space="preserve"> </w:t>
+      </w:r>
+      <w:r>
+        <w:rPr>
+          <w:i/>
+          <w:iCs/>
+        </w:rPr>
+        <w:t xml:space="preserve">structural equation modeling</w:t>
+      </w:r>
+      <w:r>
+        <w:t xml:space="preserve">. Setiap perspektif menghasilkan strategi pengukuran dan asumsi statistik yang berbeda; klaim fit yang tidak mengkonkretkan perspektif yang dipakai sering kabur secara metodologis dan rentan terhadap kritik</w:t>
+      </w:r>
+      <w:r>
+        <w:t xml:space="preserve"> </w:t>
+      </w:r>
+      <w:r>
+        <w:rPr>
+          <w:i/>
+          <w:iCs/>
+        </w:rPr>
+        <w:t xml:space="preserve">operationalization ambiguity</w:t>
+      </w:r>
+      <w:r>
+        <w:t xml:space="preserve">.</w:t>
       </w:r>
     </w:p>
     <w:bookmarkEnd w:id="64"/>
@@ -7415,7 +8385,106 @@
         <w:t xml:space="preserve"> </w:t>
       </w:r>
       <w:r>
-        <w:t xml:space="preserve">yang tinggi. Prinsip</w:t>
+        <w:t xml:space="preserve">yang tinggi.</w:t>
+      </w:r>
+      <w:r>
+        <w:t xml:space="preserve"> </w:t>
+      </w:r>
+      <w:r>
+        <w:rPr>
+          <w:b/>
+          <w:bCs/>
+        </w:rPr>
+        <w:t xml:space="preserve">Operasionalisasi prinsip ini: jalur</w:t>
+      </w:r>
+      <w:r>
+        <w:rPr>
+          <w:b/>
+          <w:bCs/>
+        </w:rPr>
+        <w:t xml:space="preserve"> </w:t>
+      </w:r>
+      <w:r>
+        <w:rPr>
+          <w:b/>
+          <w:bCs/>
+          <w:i/>
+          <w:iCs/>
+        </w:rPr>
+        <w:t xml:space="preserve">Defender</w:t>
+      </w:r>
+      <w:r>
+        <w:rPr>
+          <w:b/>
+          <w:bCs/>
+        </w:rPr>
+        <w:t xml:space="preserve"> </w:t>
+      </w:r>
+      <w:r>
+        <w:rPr>
+          <w:b/>
+          <w:bCs/>
+        </w:rPr>
+        <w:t xml:space="preserve">(segmen stabil + struktur efisien + sistem kontrol biaya yang ketat) dan jalur</w:t>
+      </w:r>
+      <w:r>
+        <w:rPr>
+          <w:b/>
+          <w:bCs/>
+        </w:rPr>
+        <w:t xml:space="preserve"> </w:t>
+      </w:r>
+      <w:r>
+        <w:rPr>
+          <w:b/>
+          <w:bCs/>
+          <w:i/>
+          <w:iCs/>
+        </w:rPr>
+        <w:t xml:space="preserve">Prospector</w:t>
+      </w:r>
+      <w:r>
+        <w:rPr>
+          <w:b/>
+          <w:bCs/>
+        </w:rPr>
+        <w:t xml:space="preserve"> </w:t>
+      </w:r>
+      <w:r>
+        <w:rPr>
+          <w:b/>
+          <w:bCs/>
+        </w:rPr>
+        <w:t xml:space="preserve">(eksplorasi pasar baru + struktur organik + sistem reward berbasis inovasi) dapat sama-sama menghasilkan</w:t>
+      </w:r>
+      <w:r>
+        <w:rPr>
+          <w:b/>
+          <w:bCs/>
+        </w:rPr>
+        <w:t xml:space="preserve"> </w:t>
+      </w:r>
+      <w:r>
+        <w:rPr>
+          <w:b/>
+          <w:bCs/>
+          <w:i/>
+          <w:iCs/>
+        </w:rPr>
+        <w:t xml:space="preserve">high performance</w:t>
+      </w:r>
+      <w:r>
+        <w:rPr>
+          <w:b/>
+          <w:bCs/>
+        </w:rPr>
+        <w:t xml:space="preserve">, walaupun pilihan elemen strategik dan organisasionalnya berlawanan secara substantif.</w:t>
+      </w:r>
+      <w:r>
+        <w:t xml:space="preserve"> </w:t>
+      </w:r>
+      <w:r>
+        <w:t xml:space="preserve">Yang menentukan bukan jalur mana yang dipilih, melainkan apakah elemen-elemen di sepanjang jalur tersebut konsisten satu sama lain — fit internal antara strategi, struktur, sistem HR, dan kontrol manajemen. Prinsip</w:t>
       </w:r>
       <w:r>
         <w:t xml:space="preserve"> </w:t>
@@ -7431,7 +8500,98 @@
         <w:t xml:space="preserve"> </w:t>
       </w:r>
       <w:r>
-        <w:t xml:space="preserve">secara langsung mendasari argumentasi Okebaram &amp; Onuoha (Artikel 12) bahwa beberapa konfigurasi 4Cs + organizational design yang berbeda dapat menghasilkan</w:t>
+        <w:t xml:space="preserve">secara langsung mendasari argumentasi Okebaram &amp; Onuoha (Artikel 12) bahwa beberapa konfigurasi 4Cs Medcof (</w:t>
+      </w:r>
+      <w:r>
+        <w:rPr>
+          <w:i/>
+          <w:iCs/>
+        </w:rPr>
+        <w:t xml:space="preserve">Capability</w:t>
+      </w:r>
+      <w:r>
+        <w:t xml:space="preserve">,</w:t>
+      </w:r>
+      <w:r>
+        <w:t xml:space="preserve"> </w:t>
+      </w:r>
+      <w:r>
+        <w:rPr>
+          <w:i/>
+          <w:iCs/>
+        </w:rPr>
+        <w:t xml:space="preserve">Compatibility</w:t>
+      </w:r>
+      <w:r>
+        <w:t xml:space="preserve">,</w:t>
+      </w:r>
+      <w:r>
+        <w:t xml:space="preserve"> </w:t>
+      </w:r>
+      <w:r>
+        <w:rPr>
+          <w:i/>
+          <w:iCs/>
+        </w:rPr>
+        <w:t xml:space="preserve">Commitment</w:t>
+      </w:r>
+      <w:r>
+        <w:t xml:space="preserve">,</w:t>
+      </w:r>
+      <w:r>
+        <w:t xml:space="preserve"> </w:t>
+      </w:r>
+      <w:r>
+        <w:rPr>
+          <w:i/>
+          <w:iCs/>
+        </w:rPr>
+        <w:t xml:space="preserve">Control</w:t>
+      </w:r>
+      <w:r>
+        <w:t xml:space="preserve">) yang dipasangkan dengan</w:t>
+      </w:r>
+      <w:r>
+        <w:t xml:space="preserve"> </w:t>
+      </w:r>
+      <w:r>
+        <w:rPr>
+          <w:i/>
+          <w:iCs/>
+        </w:rPr>
+        <w:t xml:space="preserve">organization design</w:t>
+      </w:r>
+      <w:r>
+        <w:t xml:space="preserve">,</w:t>
+      </w:r>
+      <w:r>
+        <w:t xml:space="preserve"> </w:t>
+      </w:r>
+      <w:r>
+        <w:rPr>
+          <w:i/>
+          <w:iCs/>
+        </w:rPr>
+        <w:t xml:space="preserve">employee relations</w:t>
+      </w:r>
+      <w:r>
+        <w:t xml:space="preserve">, dan</w:t>
+      </w:r>
+      <w:r>
+        <w:t xml:space="preserve"> </w:t>
+      </w:r>
+      <w:r>
+        <w:rPr>
+          <w:i/>
+          <w:iCs/>
+        </w:rPr>
+        <w:t xml:space="preserve">information exchange</w:t>
+      </w:r>
+      <w:r>
+        <w:t xml:space="preserve"> </w:t>
+      </w:r>
+      <w:r>
+        <w:t xml:space="preserve">yang berbeda dapat menghasilkan</w:t>
       </w:r>
       <w:r>
         <w:t xml:space="preserve"> </w:t>
@@ -7447,7 +8607,19 @@
         <w:t xml:space="preserve"> </w:t>
       </w:r>
       <w:r>
-        <w:t xml:space="preserve">yang setara.</w:t>
+        <w:t xml:space="preserve">yang setara — argumen yang membebaskan praktisi dari pencarian</w:t>
+      </w:r>
+      <w:r>
+        <w:t xml:space="preserve"> </w:t>
+      </w:r>
+      <w:r>
+        <w:t xml:space="preserve">“satu konfigurasi terbaik”</w:t>
+      </w:r>
+      <w:r>
+        <w:t xml:space="preserve"> </w:t>
+      </w:r>
+      <w:r>
+        <w:t xml:space="preserve">yang sia-sia.</w:t>
       </w:r>
     </w:p>
     <w:bookmarkEnd w:id="65"/>

--- a/RMK/01079_Dzaki Muhammad Yusfian_RMK Pert. 7.docx
+++ b/RMK/01079_Dzaki Muhammad Yusfian_RMK Pert. 7.docx
@@ -2,7 +2,7 @@
 <file path=word/document.xml><?xml version="1.0" encoding="utf-8"?>
 <w:document xmlns:w="http://schemas.openxmlformats.org/wordprocessingml/2006/main" xmlns:m="http://schemas.openxmlformats.org/officeDocument/2006/math" xmlns:r="http://schemas.openxmlformats.org/officeDocument/2006/relationships" xmlns:o="urn:schemas-microsoft-com:office:office" xmlns:v="urn:schemas-microsoft-com:vml" xmlns:w10="urn:schemas-microsoft-com:office:word" xmlns:a="http://schemas.openxmlformats.org/drawingml/2006/main" xmlns:pic="http://schemas.openxmlformats.org/drawingml/2006/picture" xmlns:wp="http://schemas.openxmlformats.org/drawingml/2006/wordprocessingDrawing">
   <w:body>
-    <w:bookmarkStart w:id="72" w:name="ringkasan-materi-kuliah-pertemuan-7"/>
+    <w:bookmarkStart w:id="81" w:name="ringkasan-materi-kuliah-pertemuan-7"/>
     <w:p>
       <w:pPr>
         <w:pStyle w:val="Heading1"/>
@@ -3351,7 +3351,7 @@
     </w:p>
     <w:bookmarkEnd w:id="34"/>
     <w:bookmarkEnd w:id="35"/>
-    <w:bookmarkStart w:id="43" w:name="X4b9becf4e213c3af6cfad6e21a4c5ca7a7f01cf"/>
+    <w:bookmarkStart w:id="46" w:name="X4b9becf4e213c3af6cfad6e21a4c5ca7a7f01cf"/>
     <w:p>
       <w:pPr>
         <w:pStyle w:val="Heading2"/>
@@ -4392,7 +4392,7 @@
       </w:r>
     </w:p>
     <w:bookmarkEnd w:id="38"/>
-    <w:bookmarkStart w:id="42" w:name="Xa1e1e0a49891415fcc7a203b7801486e6111406"/>
+    <w:bookmarkStart w:id="45" w:name="Xa1e1e0a49891415fcc7a203b7801486e6111406"/>
     <w:p>
       <w:pPr>
         <w:pStyle w:val="Heading3"/>
@@ -4928,15 +4928,171 @@
       </w:r>
     </w:p>
     <w:p>
+      <w:pPr>
+        <w:pStyle w:val="CaptionedFigure"/>
+      </w:pPr>
+      <w:r>
+        <w:drawing>
+          <wp:inline>
+            <wp:extent cx="5791200" cy="6470519"/>
+            <wp:effectExtent b="0" l="0" r="0" t="0"/>
+            <wp:docPr descr="Boks Concepts &amp; Connections 8.1. The Kraft-Heinz Merger: Pursuing the Benefits of Cross-Business Strategic Fit" title="" id="43" name="Picture"/>
+            <a:graphic>
+              <a:graphicData uri="http://schemas.openxmlformats.org/drawingml/2006/picture">
+                <pic:pic>
+                  <pic:nvPicPr>
+                    <pic:cNvPr descr="D:/DZAKI/S2/Sem.%201/Manajemen%20Strategik/Dev%20Assistant/temp/ch8_figures/cc_8_1_kraft_heinz.png" id="44" name="Picture"/>
+                    <pic:cNvPicPr>
+                      <a:picLocks noChangeArrowheads="1" noChangeAspect="1"/>
+                    </pic:cNvPicPr>
+                  </pic:nvPicPr>
+                  <pic:blipFill>
+                    <a:blip r:embed="rId42"/>
+                    <a:stretch>
+                      <a:fillRect/>
+                    </a:stretch>
+                  </pic:blipFill>
+                  <pic:spPr bwMode="auto">
+                    <a:xfrm>
+                      <a:off x="0" y="0"/>
+                      <a:ext cx="5791200" cy="6470519"/>
+                    </a:xfrm>
+                    <a:prstGeom prst="rect">
+                      <a:avLst/>
+                    </a:prstGeom>
+                    <a:noFill/>
+                    <a:ln w="9525">
+                      <a:noFill/>
+                      <a:headEnd/>
+                      <a:tailEnd/>
+                    </a:ln>
+                  </pic:spPr>
+                </pic:pic>
+              </a:graphicData>
+            </a:graphic>
+          </wp:inline>
+        </w:drawing>
+      </w:r>
+    </w:p>
+    <w:p>
+      <w:pPr>
+        <w:pStyle w:val="ImageCaption"/>
+      </w:pPr>
+      <w:r>
+        <w:rPr>
+          <w:i/>
+          <w:iCs/>
+        </w:rPr>
+        <w:t xml:space="preserve">Boks Concepts &amp; Connections 8.1. The Kraft-Heinz Merger: Pursuing the Benefits of Cross-Business Strategic Fit</w:t>
+      </w:r>
+    </w:p>
+    <w:p>
+      <w:pPr>
+        <w:pStyle w:val="BodyText"/>
+      </w:pPr>
+      <w:r>
+        <w:rPr>
+          <w:i/>
+          <w:iCs/>
+        </w:rPr>
+        <w:t xml:space="preserve">Sumber: Gamble, Peteraf &amp; Thompson (2021), Essentials of Strategic Management, Ch.8 Concepts &amp; Connections 8.1, hlm. 159</w:t>
+      </w:r>
+    </w:p>
+    <w:p>
+      <w:pPr>
+        <w:pStyle w:val="BodyText"/>
+      </w:pPr>
+      <w:r>
+        <w:t xml:space="preserve">Boks Concepts &amp; Connections 8.1 menyajikan ilustrasi konkret dari merger Kraft–Heinz tahun 2015 (USD 62,6 milyar) sebagai contoh</w:t>
+      </w:r>
+      <w:r>
+        <w:t xml:space="preserve"> </w:t>
+      </w:r>
+      <w:r>
+        <w:rPr>
+          <w:i/>
+          <w:iCs/>
+        </w:rPr>
+        <w:t xml:space="preserve">strategic fit</w:t>
+      </w:r>
+      <w:r>
+        <w:t xml:space="preserve"> </w:t>
+      </w:r>
+      <w:r>
+        <w:t xml:space="preserve">yang dieksekusi pada keempat tipe</w:t>
+      </w:r>
+      <w:r>
+        <w:t xml:space="preserve"> </w:t>
+      </w:r>
+      <w:r>
+        <w:rPr>
+          <w:i/>
+          <w:iCs/>
+        </w:rPr>
+        <w:t xml:space="preserve">value-chain matchups</w:t>
+      </w:r>
+      <w:r>
+        <w:t xml:space="preserve"> </w:t>
+      </w:r>
+      <w:r>
+        <w:t xml:space="preserve">yang dibahas pada §6. Kasus ini menjadi rujukan empiris untuk argumen bahwa</w:t>
+      </w:r>
+      <w:r>
+        <w:t xml:space="preserve"> </w:t>
+      </w:r>
+      <w:r>
+        <w:rPr>
+          <w:i/>
+          <w:iCs/>
+        </w:rPr>
+        <w:t xml:space="preserve">related diversification</w:t>
+      </w:r>
+      <w:r>
+        <w:t xml:space="preserve"> </w:t>
+      </w:r>
+      <w:r>
+        <w:t xml:space="preserve">hanya menghasilkan keunggulan kompetitif jika manajemen secara aktif mengeksploitasi fit lintas-divisi melalui konsolidasi pengadaan, distribusi, dan</w:t>
+      </w:r>
+      <w:r>
+        <w:t xml:space="preserve"> </w:t>
+      </w:r>
+      <w:r>
+        <w:rPr>
+          <w:i/>
+          <w:iCs/>
+        </w:rPr>
+        <w:t xml:space="preserve">brand portfolio</w:t>
+      </w:r>
+      <w:r>
+        <w:t xml:space="preserve">. Disiplin biaya 3G Capital pasca-merger menjadi catatan tambahan: fit yang teoretis tidak otomatis menjadi sinergi nyata; ia memerlukan</w:t>
+      </w:r>
+      <w:r>
+        <w:t xml:space="preserve"> </w:t>
+      </w:r>
+      <w:r>
+        <w:rPr>
+          <w:i/>
+          <w:iCs/>
+        </w:rPr>
+        <w:t xml:space="preserve">operational discipline</w:t>
+      </w:r>
+      <w:r>
+        <w:t xml:space="preserve"> </w:t>
+      </w:r>
+      <w:r>
+        <w:t xml:space="preserve">yang konkret untuk diaktualisasi.</w:t>
+      </w:r>
+    </w:p>
+    <w:p>
       <w:r>
         <w:pict>
           <v:rect style="width:0;height:1.5pt" o:hralign="center" o:hrstd="t" o:hr="t"/>
         </w:pict>
       </w:r>
     </w:p>
-    <w:bookmarkEnd w:id="42"/>
-    <w:bookmarkEnd w:id="43"/>
-    <w:bookmarkStart w:id="48" w:name="X0138badfad889699f1465bb1a07adf0f03eaa8d"/>
+    <w:bookmarkEnd w:id="45"/>
+    <w:bookmarkEnd w:id="46"/>
+    <w:bookmarkStart w:id="51" w:name="X0138badfad889699f1465bb1a07adf0f03eaa8d"/>
     <w:p>
       <w:pPr>
         <w:pStyle w:val="Heading2"/>
@@ -4968,7 +5124,7 @@
         <w:t xml:space="preserve">Conglomerate</w:t>
       </w:r>
     </w:p>
-    <w:bookmarkStart w:id="44" w:name="X561074f00c19c8e9aa98a66b3c970e1ea7d350b"/>
+    <w:bookmarkStart w:id="47" w:name="X561074f00c19c8e9aa98a66b3c970e1ea7d350b"/>
     <w:p>
       <w:pPr>
         <w:pStyle w:val="Heading3"/>
@@ -5101,8 +5257,8 @@
         <w:t xml:space="preserve">untuk perusahaan yang bisnis intinya sangat siklikal sehingga akses pasar modal pada titik bawah siklus menjadi mahal.</w:t>
       </w:r>
     </w:p>
-    <w:bookmarkEnd w:id="44"/>
-    <w:bookmarkStart w:id="45" w:name="X286c333ef96063ecc0a1c7e55e4c184c75a04aa"/>
+    <w:bookmarkEnd w:id="47"/>
+    <w:bookmarkStart w:id="48" w:name="X286c333ef96063ecc0a1c7e55e4c184c75a04aa"/>
     <w:p>
       <w:pPr>
         <w:pStyle w:val="Heading3"/>
@@ -5405,8 +5561,8 @@
         <w:t xml:space="preserve">, dan optimasi pajak pada level korporat — adalah sumber nilai ketiga yang dapat dieksploitasi oleh konglomerat dengan akses pasar modal yang lebih luas dibandingkan unit bisnis individual.</w:t>
       </w:r>
     </w:p>
-    <w:bookmarkEnd w:id="45"/>
-    <w:bookmarkStart w:id="46" w:name="tiga-jebakan-unrelated-diversification"/>
+    <w:bookmarkEnd w:id="48"/>
+    <w:bookmarkStart w:id="49" w:name="tiga-jebakan-unrelated-diversification"/>
     <w:p>
       <w:pPr>
         <w:pStyle w:val="Heading3"/>
@@ -5617,8 +5773,8 @@
         <w:t xml:space="preserve">— pemegang saham dapat melakukan diversifikasi sendiri lebih efisien melalui pasar modal dengan membeli saham beberapa perusahaan terpisah; diversifikasi pada level korporat justru menambah biaya kompleksitas tanpa menambah manfaat diversifikasi risiko yang tidak dapat diperoleh pemegang saham secara mandiri.</w:t>
       </w:r>
     </w:p>
-    <w:bookmarkEnd w:id="46"/>
-    <w:bookmarkStart w:id="47" w:name="misguided-reasons"/>
+    <w:bookmarkEnd w:id="49"/>
+    <w:bookmarkStart w:id="50" w:name="misguided-reasons"/>
     <w:p>
       <w:pPr>
         <w:pStyle w:val="Heading3"/>
@@ -5807,9 +5963,9 @@
         </w:pict>
       </w:r>
     </w:p>
-    <w:bookmarkEnd w:id="47"/>
-    <w:bookmarkEnd w:id="48"/>
-    <w:bookmarkStart w:id="61" w:name="Xb2978b6ab2c71feb9e0b37ab49abafbb0fe84dd"/>
+    <w:bookmarkEnd w:id="50"/>
+    <w:bookmarkEnd w:id="51"/>
+    <w:bookmarkStart w:id="70" w:name="Xb2978b6ab2c71feb9e0b37ab49abafbb0fe84dd"/>
     <w:p>
       <w:pPr>
         <w:pStyle w:val="Heading2"/>
@@ -5818,7 +5974,7 @@
         <w:t xml:space="preserve">8. Mengevaluasi Strategi Perusahaan Terdiversifikasi: Kerangka 6-Langkah</w:t>
       </w:r>
     </w:p>
-    <w:bookmarkStart w:id="49" w:name="X5fd34e5151fe6b8e2e650b2b9eb125f46dddadf"/>
+    <w:bookmarkStart w:id="55" w:name="X5fd34e5151fe6b8e2e650b2b9eb125f46dddadf"/>
     <w:p>
       <w:pPr>
         <w:pStyle w:val="Heading3"/>
@@ -5890,8 +6046,152 @@
         <w:t xml:space="preserve">; industri dengan daya tarik tinggi menjadi prioritas untuk investasi tambahan.</w:t>
       </w:r>
     </w:p>
-    <w:bookmarkEnd w:id="49"/>
-    <w:bookmarkStart w:id="53" w:name="X0489b4b1c8cb872327dbc1a846c9195eecd1e19"/>
+    <w:p>
+      <w:pPr>
+        <w:pStyle w:val="CaptionedFigure"/>
+      </w:pPr>
+      <w:r>
+        <w:drawing>
+          <wp:inline>
+            <wp:extent cx="5791200" cy="4704288"/>
+            <wp:effectExtent b="0" l="0" r="0" t="0"/>
+            <wp:docPr descr="Tabel 8.1. Calculating Weighted Industry Attractiveness Scores" title="" id="53" name="Picture"/>
+            <a:graphic>
+              <a:graphicData uri="http://schemas.openxmlformats.org/drawingml/2006/picture">
+                <pic:pic>
+                  <pic:nvPicPr>
+                    <pic:cNvPr descr="D:/DZAKI/S2/Sem.%201/Manajemen%20Strategik/Dev%20Assistant/temp/ch8_figures/table_8_1.png" id="54" name="Picture"/>
+                    <pic:cNvPicPr>
+                      <a:picLocks noChangeArrowheads="1" noChangeAspect="1"/>
+                    </pic:cNvPicPr>
+                  </pic:nvPicPr>
+                  <pic:blipFill>
+                    <a:blip r:embed="rId52"/>
+                    <a:stretch>
+                      <a:fillRect/>
+                    </a:stretch>
+                  </pic:blipFill>
+                  <pic:spPr bwMode="auto">
+                    <a:xfrm>
+                      <a:off x="0" y="0"/>
+                      <a:ext cx="5791200" cy="4704288"/>
+                    </a:xfrm>
+                    <a:prstGeom prst="rect">
+                      <a:avLst/>
+                    </a:prstGeom>
+                    <a:noFill/>
+                    <a:ln w="9525">
+                      <a:noFill/>
+                      <a:headEnd/>
+                      <a:tailEnd/>
+                    </a:ln>
+                  </pic:spPr>
+                </pic:pic>
+              </a:graphicData>
+            </a:graphic>
+          </wp:inline>
+        </w:drawing>
+      </w:r>
+    </w:p>
+    <w:p>
+      <w:pPr>
+        <w:pStyle w:val="ImageCaption"/>
+      </w:pPr>
+      <w:r>
+        <w:rPr>
+          <w:i/>
+          <w:iCs/>
+        </w:rPr>
+        <w:t xml:space="preserve">Tabel 8.1. Calculating Weighted Industry Attractiveness Scores</w:t>
+      </w:r>
+    </w:p>
+    <w:p>
+      <w:pPr>
+        <w:pStyle w:val="BodyText"/>
+      </w:pPr>
+      <w:r>
+        <w:rPr>
+          <w:i/>
+          <w:iCs/>
+        </w:rPr>
+        <w:t xml:space="preserve">Sumber: Gamble, Peteraf &amp; Thompson (2021), Essentials of Strategic Management, Ch.8, hlm. 164</w:t>
+      </w:r>
+    </w:p>
+    <w:p>
+      <w:pPr>
+        <w:pStyle w:val="BodyText"/>
+      </w:pPr>
+      <w:r>
+        <w:t xml:space="preserve">Tabel 8.1 menunjukkan operasionalisasi Langkah 1 — pembobotan sembilan dimensi daya tarik industri (</w:t>
+      </w:r>
+      <w:r>
+        <w:rPr>
+          <w:i/>
+          <w:iCs/>
+        </w:rPr>
+        <w:t xml:space="preserve">market size</w:t>
+      </w:r>
+      <w:r>
+        <w:t xml:space="preserve">,</w:t>
+      </w:r>
+      <w:r>
+        <w:t xml:space="preserve"> </w:t>
+      </w:r>
+      <w:r>
+        <w:rPr>
+          <w:i/>
+          <w:iCs/>
+        </w:rPr>
+        <w:t xml:space="preserve">growth rate</w:t>
+      </w:r>
+      <w:r>
+        <w:t xml:space="preserve">,</w:t>
+      </w:r>
+      <w:r>
+        <w:t xml:space="preserve"> </w:t>
+      </w:r>
+      <w:r>
+        <w:rPr>
+          <w:i/>
+          <w:iCs/>
+        </w:rPr>
+        <w:t xml:space="preserve">profitability</w:t>
+      </w:r>
+      <w:r>
+        <w:t xml:space="preserve">,</w:t>
+      </w:r>
+      <w:r>
+        <w:t xml:space="preserve"> </w:t>
+      </w:r>
+      <w:r>
+        <w:rPr>
+          <w:i/>
+          <w:iCs/>
+        </w:rPr>
+        <w:t xml:space="preserve">intensity of competition</w:t>
+      </w:r>
+      <w:r>
+        <w:t xml:space="preserve">, dan seterusnya) untuk menghasilkan skor agregat per industri. Industri A, B, C, dan D pada contoh TPGS Ch.8 ini menerima skor 7,20 / 6,75 / 5,10 / 2,95 — yang akan menjadi koordinat sumbu vertikal pada matriks sembilan-sel (Gambar 3). Disiplin pembobotan ini penting: tanpa bobot eksplisit,</w:t>
+      </w:r>
+      <w:r>
+        <w:t xml:space="preserve"> </w:t>
+      </w:r>
+      <w:r>
+        <w:rPr>
+          <w:i/>
+          <w:iCs/>
+        </w:rPr>
+        <w:t xml:space="preserve">judgment</w:t>
+      </w:r>
+      <w:r>
+        <w:t xml:space="preserve"> </w:t>
+      </w:r>
+      <w:r>
+        <w:t xml:space="preserve">manajer korporat tentang prioritas dimensi tertentu dapat menjadi implisit dan tidak teruji.</w:t>
+      </w:r>
+    </w:p>
+    <w:bookmarkEnd w:id="55"/>
+    <w:bookmarkStart w:id="62" w:name="X0489b4b1c8cb872327dbc1a846c9195eecd1e19"/>
     <w:p>
       <w:pPr>
         <w:pStyle w:val="Heading3"/>
@@ -6034,20 +6334,151 @@
       <w:r>
         <w:drawing>
           <wp:inline>
-            <wp:extent cx="5791200" cy="7166822"/>
+            <wp:extent cx="5791200" cy="7155500"/>
             <wp:effectExtent b="0" l="0" r="0" t="0"/>
-            <wp:docPr descr="Gambar 3. Nine-Cell Industry Attractiveness–Competitive Strength Matrix" title="" id="51" name="Picture"/>
+            <wp:docPr descr="Tabel 8.2. Calculating Weighted Competitive Strength Scores for a Diversified Company’s Business Units" title="" id="57" name="Picture"/>
             <a:graphic>
               <a:graphicData uri="http://schemas.openxmlformats.org/drawingml/2006/picture">
                 <pic:pic>
                   <pic:nvPicPr>
-                    <pic:cNvPr descr="D:/DZAKI/S2/Sem.%201/Manajemen%20Strategik/Dev%20Assistant/temp/ch8_figures/figure_8_3.png" id="52" name="Picture"/>
+                    <pic:cNvPr descr="D:/DZAKI/S2/Sem.%201/Manajemen%20Strategik/Dev%20Assistant/temp/ch8_figures/table_8_2.png" id="58" name="Picture"/>
                     <pic:cNvPicPr>
                       <a:picLocks noChangeArrowheads="1" noChangeAspect="1"/>
                     </pic:cNvPicPr>
                   </pic:nvPicPr>
                   <pic:blipFill>
-                    <a:blip r:embed="rId50"/>
+                    <a:blip r:embed="rId56"/>
+                    <a:stretch>
+                      <a:fillRect/>
+                    </a:stretch>
+                  </pic:blipFill>
+                  <pic:spPr bwMode="auto">
+                    <a:xfrm>
+                      <a:off x="0" y="0"/>
+                      <a:ext cx="5791200" cy="7155500"/>
+                    </a:xfrm>
+                    <a:prstGeom prst="rect">
+                      <a:avLst/>
+                    </a:prstGeom>
+                    <a:noFill/>
+                    <a:ln w="9525">
+                      <a:noFill/>
+                      <a:headEnd/>
+                      <a:tailEnd/>
+                    </a:ln>
+                  </pic:spPr>
+                </pic:pic>
+              </a:graphicData>
+            </a:graphic>
+          </wp:inline>
+        </w:drawing>
+      </w:r>
+    </w:p>
+    <w:p>
+      <w:pPr>
+        <w:pStyle w:val="ImageCaption"/>
+      </w:pPr>
+      <w:r>
+        <w:rPr>
+          <w:i/>
+          <w:iCs/>
+        </w:rPr>
+        <w:t xml:space="preserve">Tabel 8.2. Calculating Weighted Competitive Strength Scores for a Diversified Company’s Business Units</w:t>
+      </w:r>
+    </w:p>
+    <w:p>
+      <w:pPr>
+        <w:pStyle w:val="BodyText"/>
+      </w:pPr>
+      <w:r>
+        <w:rPr>
+          <w:i/>
+          <w:iCs/>
+        </w:rPr>
+        <w:t xml:space="preserve">Sumber: Gamble, Peteraf &amp; Thompson (2021), Essentials of Strategic Management, Ch.8, hlm. 167</w:t>
+      </w:r>
+    </w:p>
+    <w:p>
+      <w:pPr>
+        <w:pStyle w:val="BodyText"/>
+      </w:pPr>
+      <w:r>
+        <w:t xml:space="preserve">Tabel 8.2 melengkapi Tabel 8.1 dengan pembobotan delapan dimensi kekuatan kompetitif unit bisnis (</w:t>
+      </w:r>
+      <w:r>
+        <w:rPr>
+          <w:i/>
+          <w:iCs/>
+        </w:rPr>
+        <w:t xml:space="preserve">relative market share</w:t>
+      </w:r>
+      <w:r>
+        <w:t xml:space="preserve">,</w:t>
+      </w:r>
+      <w:r>
+        <w:t xml:space="preserve"> </w:t>
+      </w:r>
+      <w:r>
+        <w:rPr>
+          <w:i/>
+          <w:iCs/>
+        </w:rPr>
+        <w:t xml:space="preserve">costs relative to competitors</w:t>
+      </w:r>
+      <w:r>
+        <w:t xml:space="preserve">,</w:t>
+      </w:r>
+      <w:r>
+        <w:t xml:space="preserve"> </w:t>
+      </w:r>
+      <w:r>
+        <w:rPr>
+          <w:i/>
+          <w:iCs/>
+        </w:rPr>
+        <w:t xml:space="preserve">brand reputation</w:t>
+      </w:r>
+      <w:r>
+        <w:t xml:space="preserve">, dan seterusnya) untuk Bisnis A–D. Skor agregat 7,85 / 2,30 / 5,25 / 3,15 ini menjadi koordinat sumbu horizontal pada matriks sembilan-sel. Bersama-sama, Tabel 8.1 dan Tabel 8.2 menjelaskan bagaimana posisi</w:t>
+      </w:r>
+      <w:r>
+        <w:t xml:space="preserve"> </w:t>
+      </w:r>
+      <w:r>
+        <w:rPr>
+          <w:i/>
+          <w:iCs/>
+        </w:rPr>
+        <w:t xml:space="preserve">bubble</w:t>
+      </w:r>
+      <w:r>
+        <w:t xml:space="preserve"> </w:t>
+      </w:r>
+      <w:r>
+        <w:t xml:space="preserve">pada Gambar 3 dihasilkan secara metodologis — bukan sekadar penilaian intuitif manajer, melainkan output dari pembobotan yang dapat diaudit dan diperdebatkan.</w:t>
+      </w:r>
+    </w:p>
+    <w:p>
+      <w:pPr>
+        <w:pStyle w:val="CaptionedFigure"/>
+      </w:pPr>
+      <w:r>
+        <w:drawing>
+          <wp:inline>
+            <wp:extent cx="5791200" cy="7166822"/>
+            <wp:effectExtent b="0" l="0" r="0" t="0"/>
+            <wp:docPr descr="Gambar 3. Nine-Cell Industry Attractiveness–Competitive Strength Matrix" title="" id="60" name="Picture"/>
+            <a:graphic>
+              <a:graphicData uri="http://schemas.openxmlformats.org/drawingml/2006/picture">
+                <pic:pic>
+                  <pic:nvPicPr>
+                    <pic:cNvPr descr="D:/DZAKI/S2/Sem.%201/Manajemen%20Strategik/Dev%20Assistant/temp/ch8_figures/figure_8_3.png" id="61" name="Picture"/>
+                    <pic:cNvPicPr>
+                      <a:picLocks noChangeArrowheads="1" noChangeAspect="1"/>
+                    </pic:cNvPicPr>
+                  </pic:nvPicPr>
+                  <pic:blipFill>
+                    <a:blip r:embed="rId59"/>
                     <a:stretch>
                       <a:fillRect/>
                     </a:stretch>
@@ -6215,8 +6646,8 @@
         <w:t xml:space="preserve">di tengah, kandidat divestasi di kiri-bawah.</w:t>
       </w:r>
     </w:p>
-    <w:bookmarkEnd w:id="53"/>
-    <w:bookmarkStart w:id="54" w:name="Xcdf6958669becab976cddd74316a7d686a7cfd9"/>
+    <w:bookmarkEnd w:id="62"/>
+    <w:bookmarkStart w:id="63" w:name="Xcdf6958669becab976cddd74316a7d686a7cfd9"/>
     <w:p>
       <w:pPr>
         <w:pStyle w:val="Heading3"/>
@@ -6365,8 +6796,8 @@
         <w:t xml:space="preserve">dengan ekspektasi nilai yang berbeda.</w:t>
       </w:r>
     </w:p>
-    <w:bookmarkEnd w:id="54"/>
-    <w:bookmarkStart w:id="55" w:name="langkah-4-resource-fit"/>
+    <w:bookmarkEnd w:id="63"/>
+    <w:bookmarkStart w:id="64" w:name="langkah-4-resource-fit"/>
     <w:p>
       <w:pPr>
         <w:pStyle w:val="Heading3"/>
@@ -6489,8 +6920,8 @@
         <w:t xml:space="preserve">harus dirasionalisasi melalui divestasi unit-unit yang tidak fit dengan kapabilitas korporat induk.</w:t>
       </w:r>
     </w:p>
-    <w:bookmarkEnd w:id="55"/>
-    <w:bookmarkStart w:id="56" w:name="X82f21c745a6af81acba090b5b81fed25e7ccca4"/>
+    <w:bookmarkEnd w:id="64"/>
+    <w:bookmarkStart w:id="65" w:name="X82f21c745a6af81acba090b5b81fed25e7ccca4"/>
     <w:p>
       <w:pPr>
         <w:pStyle w:val="Heading3"/>
@@ -6690,8 +7121,8 @@
         <w:t xml:space="preserve">: korporasi induk menciptakan nilai dengan mengalokasikan sumber daya lebih disiplin daripada yang dapat dilakukan pasar modal eksternal.</w:t>
       </w:r>
     </w:p>
-    <w:bookmarkEnd w:id="56"/>
-    <w:bookmarkStart w:id="60" w:name="langkah-6-crafting-new-strategic-moves"/>
+    <w:bookmarkEnd w:id="65"/>
+    <w:bookmarkStart w:id="69" w:name="langkah-6-crafting-new-strategic-moves"/>
     <w:p>
       <w:pPr>
         <w:pStyle w:val="Heading3"/>
@@ -6878,18 +7309,18 @@
           <wp:inline>
             <wp:extent cx="5791200" cy="3741919"/>
             <wp:effectExtent b="0" l="0" r="0" t="0"/>
-            <wp:docPr descr="Gambar 4. Strategic &amp; Financial Options for Allocating Diversified Company Resources" title="" id="58" name="Picture"/>
+            <wp:docPr descr="Gambar 4. Strategic &amp; Financial Options for Allocating Diversified Company Resources" title="" id="67" name="Picture"/>
             <a:graphic>
               <a:graphicData uri="http://schemas.openxmlformats.org/drawingml/2006/picture">
                 <pic:pic>
                   <pic:nvPicPr>
-                    <pic:cNvPr descr="D:/DZAKI/S2/Sem.%201/Manajemen%20Strategik/Dev%20Assistant/temp/ch8_figures/figure_8_4.png" id="59" name="Picture"/>
+                    <pic:cNvPr descr="D:/DZAKI/S2/Sem.%201/Manajemen%20Strategik/Dev%20Assistant/temp/ch8_figures/figure_8_4.png" id="68" name="Picture"/>
                     <pic:cNvPicPr>
                       <a:picLocks noChangeArrowheads="1" noChangeAspect="1"/>
                     </pic:cNvPicPr>
                   </pic:nvPicPr>
                   <pic:blipFill>
-                    <a:blip r:embed="rId57"/>
+                    <a:blip r:embed="rId66"/>
                     <a:stretch>
                       <a:fillRect/>
                     </a:stretch>
@@ -7091,9 +7522,9 @@
         </w:pict>
       </w:r>
     </w:p>
-    <w:bookmarkEnd w:id="60"/>
-    <w:bookmarkEnd w:id="61"/>
-    <w:bookmarkStart w:id="67" w:name="X315e65b086b6c888bab9d318e949a54eff1a930"/>
+    <w:bookmarkEnd w:id="69"/>
+    <w:bookmarkEnd w:id="70"/>
+    <w:bookmarkStart w:id="76" w:name="X315e65b086b6c888bab9d318e949a54eff1a930"/>
     <w:p>
       <w:pPr>
         <w:pStyle w:val="Heading2"/>
@@ -7118,7 +7549,7 @@
         <w:t xml:space="preserve">sebagai Kerangka Master di Tiga Level</w:t>
       </w:r>
     </w:p>
-    <w:bookmarkStart w:id="62" w:name="asal-kerangka-fit-dan-contingency-theory"/>
+    <w:bookmarkStart w:id="71" w:name="asal-kerangka-fit-dan-contingency-theory"/>
     <w:p>
       <w:pPr>
         <w:pStyle w:val="Heading3"/>
@@ -7469,8 +7900,8 @@
         <w:t xml:space="preserve">“strategi apa yang fit untuk kondisi ini.”</w:t>
       </w:r>
     </w:p>
-    <w:bookmarkEnd w:id="62"/>
-    <w:bookmarkStart w:id="63" w:name="X80f210517c3d29a9617a1858b45310eaffcddd9"/>
+    <w:bookmarkEnd w:id="71"/>
+    <w:bookmarkStart w:id="72" w:name="X80f210517c3d29a9617a1858b45310eaffcddd9"/>
     <w:p>
       <w:pPr>
         <w:pStyle w:val="Heading3"/>
@@ -7889,8 +8320,8 @@
         <w:t xml:space="preserve">. Ketiga level ini bukan substitusi melainkan komplemen: keputusan korporat pada Level 1 menentukan konteks; eksekusi pada Level 2 dan Level 3 menentukan apakah keputusan korporat menghasilkan kinerja yang dijanjikan.</w:t>
       </w:r>
     </w:p>
-    <w:bookmarkEnd w:id="63"/>
-    <w:bookmarkStart w:id="64" w:name="venkatraman-1989-enam-perspektif-fit"/>
+    <w:bookmarkEnd w:id="72"/>
+    <w:bookmarkStart w:id="73" w:name="venkatraman-1989-enam-perspektif-fit"/>
     <w:p>
       <w:pPr>
         <w:pStyle w:val="Heading3"/>
@@ -8169,8 +8600,8 @@
         <w:t xml:space="preserve">.</w:t>
       </w:r>
     </w:p>
-    <w:bookmarkEnd w:id="64"/>
-    <w:bookmarkStart w:id="65" w:name="Xca7d1dd8df84eda47d50aea35ddd69cb21915d6"/>
+    <w:bookmarkEnd w:id="73"/>
+    <w:bookmarkStart w:id="74" w:name="Xca7d1dd8df84eda47d50aea35ddd69cb21915d6"/>
     <w:p>
       <w:pPr>
         <w:pStyle w:val="Heading3"/>
@@ -8622,8 +9053,8 @@
         <w:t xml:space="preserve">yang sia-sia.</w:t>
       </w:r>
     </w:p>
-    <w:bookmarkEnd w:id="65"/>
-    <w:bookmarkStart w:id="66" w:name="jembatan-eksplisit-ke-artikel-11-dan-12"/>
+    <w:bookmarkEnd w:id="74"/>
+    <w:bookmarkStart w:id="75" w:name="jembatan-eksplisit-ke-artikel-11-dan-12"/>
     <w:p>
       <w:pPr>
         <w:pStyle w:val="Heading3"/>
@@ -9165,9 +9596,9 @@
         </w:pict>
       </w:r>
     </w:p>
-    <w:bookmarkEnd w:id="66"/>
-    <w:bookmarkEnd w:id="67"/>
-    <w:bookmarkStart w:id="71" w:name="kesimpulan"/>
+    <w:bookmarkEnd w:id="75"/>
+    <w:bookmarkEnd w:id="76"/>
+    <w:bookmarkStart w:id="80" w:name="kesimpulan"/>
     <w:p>
       <w:pPr>
         <w:pStyle w:val="Heading2"/>
@@ -9176,7 +9607,7 @@
         <w:t xml:space="preserve">10. Kesimpulan</w:t>
       </w:r>
     </w:p>
-    <w:bookmarkStart w:id="68" w:name="Xa4af3924a548ef2e6fe810736cbe0bd3f4cec0e"/>
+    <w:bookmarkStart w:id="77" w:name="Xa4af3924a548ef2e6fe810736cbe0bd3f4cec0e"/>
     <w:p>
       <w:pPr>
         <w:pStyle w:val="Heading3"/>
@@ -9295,8 +9726,8 @@
         <w:t xml:space="preserve">pada titik waktu berikutnya bila salah satu elemen yang menjadi penopang fit berubah. Implikasinya bagi praktisi: evaluasi portofolio terdiversifikasi (Kerangka 6-Langkah §8) tidak dapat dilakukan sebagai latihan satu kali; ia harus menjadi ritual periodik yang menguji kembali asumsi fit pada setiap titik waktu yang relevan.</w:t>
       </w:r>
     </w:p>
-    <w:bookmarkEnd w:id="68"/>
-    <w:bookmarkStart w:id="69" w:name="integrasi-pert.-47"/>
+    <w:bookmarkEnd w:id="77"/>
+    <w:bookmarkStart w:id="78" w:name="integrasi-pert.-47"/>
     <w:p>
       <w:pPr>
         <w:pStyle w:val="Heading3"/>
@@ -9542,8 +9973,8 @@
         <w:t xml:space="preserve">— menjadi titik tertinggi pengintegrasian konseptual yang dapat dicapai dalam paruh pertama kurikulum.</w:t>
       </w:r>
     </w:p>
-    <w:bookmarkEnd w:id="69"/>
-    <w:bookmarkStart w:id="70" w:name="antisipasi-pert.-8-internasional"/>
+    <w:bookmarkEnd w:id="78"/>
+    <w:bookmarkStart w:id="79" w:name="antisipasi-pert.-8-internasional"/>
     <w:p>
       <w:pPr>
         <w:pStyle w:val="Heading3"/>
@@ -9634,9 +10065,9 @@
         <w:t xml:space="preserve">. Kontinuitas konseptual ini menjadi alasan mengapa investasi dalam memahami kerangka fit secara mendalam pada Pertemuan 7 akan memudahkan pemahaman strategi internasional pada Pertemuan 8.</w:t>
       </w:r>
     </w:p>
-    <w:bookmarkEnd w:id="70"/>
-    <w:bookmarkEnd w:id="71"/>
-    <w:bookmarkEnd w:id="72"/>
+    <w:bookmarkEnd w:id="79"/>
+    <w:bookmarkEnd w:id="80"/>
+    <w:bookmarkEnd w:id="81"/>
     <w:sectPr>
       <w:pgSz w:h="15840" w:w="12240"/>
       <w:pgMar w:bottom="1417" w:footer="720" w:gutter="0" w:header="720" w:left="1701" w:right="1417" w:top="1701"/>

--- a/RMK/01079_Dzaki Muhammad Yusfian_RMK Pert. 7.docx
+++ b/RMK/01079_Dzaki Muhammad Yusfian_RMK Pert. 7.docx
@@ -1666,7 +1666,7 @@
     </w:p>
     <w:bookmarkEnd w:id="21"/>
     <w:bookmarkEnd w:id="22"/>
-    <w:bookmarkStart w:id="30" w:name="pendekatan-diversifikasi"/>
+    <w:bookmarkStart w:id="27" w:name="pendekatan-diversifikasi"/>
     <w:p>
       <w:pPr>
         <w:pStyle w:val="Heading2"/>
@@ -1981,7 +1981,7 @@
       </w:r>
     </w:p>
     <w:bookmarkEnd w:id="25"/>
-    <w:bookmarkStart w:id="29" w:name="kriteria-pemilihan-pendekatan"/>
+    <w:bookmarkStart w:id="26" w:name="kriteria-pemilihan-pendekatan"/>
     <w:p>
       <w:pPr>
         <w:pStyle w:val="Heading3"/>
@@ -2264,6 +2264,47 @@
       </w:r>
     </w:p>
     <w:p>
+      <w:r>
+        <w:pict>
+          <v:rect style="width:0;height:1.5pt" o:hralign="center" o:hrstd="t" o:hr="t"/>
+        </w:pict>
+      </w:r>
+    </w:p>
+    <w:bookmarkEnd w:id="26"/>
+    <w:bookmarkEnd w:id="27"/>
+    <w:bookmarkStart w:id="35" w:name="X3a18a6d7a09e9124bbbde8601d57c5dd4e03adb"/>
+    <w:p>
+      <w:pPr>
+        <w:pStyle w:val="Heading2"/>
+      </w:pPr>
+      <w:r>
+        <w:t xml:space="preserve">5. Pilihan Jalur: Diversifikasi</w:t>
+      </w:r>
+      <w:r>
+        <w:t xml:space="preserve"> </w:t>
+      </w:r>
+      <w:r>
+        <w:rPr>
+          <w:i/>
+          <w:iCs/>
+        </w:rPr>
+        <w:t xml:space="preserve">Related</w:t>
+      </w:r>
+      <w:r>
+        <w:t xml:space="preserve"> </w:t>
+      </w:r>
+      <w:r>
+        <w:t xml:space="preserve">vs. </w:t>
+      </w:r>
+      <w:r>
+        <w:rPr>
+          <w:i/>
+          <w:iCs/>
+        </w:rPr>
+        <w:t xml:space="preserve">Unrelated</w:t>
+      </w:r>
+    </w:p>
+    <w:p>
       <w:pPr>
         <w:pStyle w:val="CaptionedFigure"/>
       </w:pPr>
@@ -2272,18 +2313,18 @@
           <wp:inline>
             <wp:extent cx="5791200" cy="6006317"/>
             <wp:effectExtent b="0" l="0" r="0" t="0"/>
-            <wp:docPr descr="Gambar 1. Strategic Themes of Multibusiness Corporation (Related vs Unrelated Diversification)" title="" id="27" name="Picture"/>
+            <wp:docPr descr="Gambar 1. Strategic Themes of Multibusiness Corporation (Related vs Unrelated Diversification)" title="" id="29" name="Picture"/>
             <a:graphic>
               <a:graphicData uri="http://schemas.openxmlformats.org/drawingml/2006/picture">
                 <pic:pic>
                   <pic:nvPicPr>
-                    <pic:cNvPr descr="D:/DZAKI/S2/Sem.%201/Manajemen%20Strategik/Dev%20Assistant/temp/ch8_figures/figure_8_1.png" id="28" name="Picture"/>
+                    <pic:cNvPr descr="D:/DZAKI/S2/Sem.%201/Manajemen%20Strategik/Dev%20Assistant/temp/ch8_figures/figure_8_1.png" id="30" name="Picture"/>
                     <pic:cNvPicPr>
                       <a:picLocks noChangeArrowheads="1" noChangeAspect="1"/>
                     </pic:cNvPicPr>
                   </pic:nvPicPr>
                   <pic:blipFill>
-                    <a:blip r:embed="rId26"/>
+                    <a:blip r:embed="rId28"/>
                     <a:stretch>
                       <a:fillRect/>
                     </a:stretch>
@@ -2339,7 +2380,7 @@
         <w:pStyle w:val="BodyText"/>
       </w:pPr>
       <w:r>
-        <w:t xml:space="preserve">Gambar 1 menunjukkan dua tema strategis utama yang dapat dipilih oleh perusahaan terdiversifikasi. Pilihan ini menjadi kerangka untuk seluruh pembahasan diversifikasi berikutnya — apakah membangun portofolio bisnis yang saling berbagi nilai-rantai (</w:t>
+        <w:t xml:space="preserve">Gambar 1 menunjukkan dua tema strategis utama yang dapat dipilih oleh perusahaan terdiversifikasi. Pilihan ini menjadi kerangka untuk seluruh pembahasan §5 — apakah membangun portofolio bisnis yang saling berbagi nilai-rantai (</w:t>
       </w:r>
       <w:r>
         <w:rPr>
@@ -2360,47 +2401,6 @@
       </w:r>
       <w:r>
         <w:t xml:space="preserve">).</w:t>
-      </w:r>
-    </w:p>
-    <w:p>
-      <w:r>
-        <w:pict>
-          <v:rect style="width:0;height:1.5pt" o:hralign="center" o:hrstd="t" o:hr="t"/>
-        </w:pict>
-      </w:r>
-    </w:p>
-    <w:bookmarkEnd w:id="29"/>
-    <w:bookmarkEnd w:id="30"/>
-    <w:bookmarkStart w:id="35" w:name="X3a18a6d7a09e9124bbbde8601d57c5dd4e03adb"/>
-    <w:p>
-      <w:pPr>
-        <w:pStyle w:val="Heading2"/>
-      </w:pPr>
-      <w:r>
-        <w:t xml:space="preserve">5. Pilihan Jalur: Diversifikasi</w:t>
-      </w:r>
-      <w:r>
-        <w:t xml:space="preserve"> </w:t>
-      </w:r>
-      <w:r>
-        <w:rPr>
-          <w:i/>
-          <w:iCs/>
-        </w:rPr>
-        <w:t xml:space="preserve">Related</w:t>
-      </w:r>
-      <w:r>
-        <w:t xml:space="preserve"> </w:t>
-      </w:r>
-      <w:r>
-        <w:t xml:space="preserve">vs. </w:t>
-      </w:r>
-      <w:r>
-        <w:rPr>
-          <w:i/>
-          <w:iCs/>
-        </w:rPr>
-        <w:t xml:space="preserve">Unrelated</w:t>
       </w:r>
     </w:p>
     <w:bookmarkStart w:id="31" w:name="Xda3200119568267ef1d16eb91bec3058de576f8"/>
@@ -3699,7 +3699,7 @@
       </w:r>
     </w:p>
     <w:bookmarkEnd w:id="36"/>
-    <w:bookmarkStart w:id="37" w:name="X001e87499c500e8f2c91e00c33f02ac8cfa65c5"/>
+    <w:bookmarkStart w:id="40" w:name="X001e87499c500e8f2c91e00c33f02ac8cfa65c5"/>
     <w:p>
       <w:pPr>
         <w:pStyle w:val="Heading3"/>
@@ -4095,8 +4095,196 @@
         <w:t xml:space="preserve">secara bersama, sehingga biaya logistik per SKU lebih rendah daripada bila masing-masing kategori membangun jaringan terpisah.</w:t>
       </w:r>
     </w:p>
-    <w:bookmarkEnd w:id="37"/>
-    <w:bookmarkStart w:id="38" w:name="X87f18cc26cb16bba1782b86ab1e35aff63ba9ca"/>
+    <w:p>
+      <w:pPr>
+        <w:pStyle w:val="CaptionedFigure"/>
+      </w:pPr>
+      <w:r>
+        <w:drawing>
+          <wp:inline>
+            <wp:extent cx="5791200" cy="6470519"/>
+            <wp:effectExtent b="0" l="0" r="0" t="0"/>
+            <wp:docPr descr="Boks Concepts &amp; Connections 8.1. The Kraft-Heinz Merger: Pursuing the Benefits of Cross-Business Strategic Fit" title="" id="38" name="Picture"/>
+            <a:graphic>
+              <a:graphicData uri="http://schemas.openxmlformats.org/drawingml/2006/picture">
+                <pic:pic>
+                  <pic:nvPicPr>
+                    <pic:cNvPr descr="D:/DZAKI/S2/Sem.%201/Manajemen%20Strategik/Dev%20Assistant/temp/ch8_figures/cc_8_1_kraft_heinz.png" id="39" name="Picture"/>
+                    <pic:cNvPicPr>
+                      <a:picLocks noChangeArrowheads="1" noChangeAspect="1"/>
+                    </pic:cNvPicPr>
+                  </pic:nvPicPr>
+                  <pic:blipFill>
+                    <a:blip r:embed="rId37"/>
+                    <a:stretch>
+                      <a:fillRect/>
+                    </a:stretch>
+                  </pic:blipFill>
+                  <pic:spPr bwMode="auto">
+                    <a:xfrm>
+                      <a:off x="0" y="0"/>
+                      <a:ext cx="5791200" cy="6470519"/>
+                    </a:xfrm>
+                    <a:prstGeom prst="rect">
+                      <a:avLst/>
+                    </a:prstGeom>
+                    <a:noFill/>
+                    <a:ln w="9525">
+                      <a:noFill/>
+                      <a:headEnd/>
+                      <a:tailEnd/>
+                    </a:ln>
+                  </pic:spPr>
+                </pic:pic>
+              </a:graphicData>
+            </a:graphic>
+          </wp:inline>
+        </w:drawing>
+      </w:r>
+    </w:p>
+    <w:p>
+      <w:pPr>
+        <w:pStyle w:val="ImageCaption"/>
+      </w:pPr>
+      <w:r>
+        <w:rPr>
+          <w:i/>
+          <w:iCs/>
+        </w:rPr>
+        <w:t xml:space="preserve">Boks Concepts &amp; Connections 8.1. The Kraft-Heinz Merger: Pursuing the Benefits of Cross-Business Strategic Fit</w:t>
+      </w:r>
+    </w:p>
+    <w:p>
+      <w:pPr>
+        <w:pStyle w:val="BodyText"/>
+      </w:pPr>
+      <w:r>
+        <w:rPr>
+          <w:i/>
+          <w:iCs/>
+        </w:rPr>
+        <w:t xml:space="preserve">Sumber: Gamble, Peteraf &amp; Thompson (2021), Essentials of Strategic Management, Ch.8 Concepts &amp; Connections 8.1, hlm. 159</w:t>
+      </w:r>
+    </w:p>
+    <w:p>
+      <w:pPr>
+        <w:pStyle w:val="BodyText"/>
+      </w:pPr>
+      <w:r>
+        <w:t xml:space="preserve">Boks Concepts &amp; Connections 8.1 menyajikan ilustrasi konkret dari merger Kraft–Heinz tahun 2015 (USD 62,6 milyar) sebagai contoh penerapan keempat tipe</w:t>
+      </w:r>
+      <w:r>
+        <w:t xml:space="preserve"> </w:t>
+      </w:r>
+      <w:r>
+        <w:rPr>
+          <w:i/>
+          <w:iCs/>
+        </w:rPr>
+        <w:t xml:space="preserve">value-chain matchups</w:t>
+      </w:r>
+      <w:r>
+        <w:t xml:space="preserve"> </w:t>
+      </w:r>
+      <w:r>
+        <w:t xml:space="preserve">yang baru saja dibahas. Kasus ini memberi pembaca contoh empiris langsung — sebelum kerangka abstrak</w:t>
+      </w:r>
+      <w:r>
+        <w:t xml:space="preserve"> </w:t>
+      </w:r>
+      <w:r>
+        <w:rPr>
+          <w:i/>
+          <w:iCs/>
+        </w:rPr>
+        <w:t xml:space="preserve">economies of scope</w:t>
+      </w:r>
+      <w:r>
+        <w:t xml:space="preserve"> </w:t>
+      </w:r>
+      <w:r>
+        <w:t xml:space="preserve">diuraikan pada sub-bagian berikutnya — tentang bagaimana</w:t>
+      </w:r>
+      <w:r>
+        <w:t xml:space="preserve"> </w:t>
+      </w:r>
+      <w:r>
+        <w:rPr>
+          <w:i/>
+          <w:iCs/>
+        </w:rPr>
+        <w:t xml:space="preserve">supply chain fit</w:t>
+      </w:r>
+      <w:r>
+        <w:t xml:space="preserve"> </w:t>
+      </w:r>
+      <w:r>
+        <w:t xml:space="preserve">(pengadaan agregat),</w:t>
+      </w:r>
+      <w:r>
+        <w:t xml:space="preserve"> </w:t>
+      </w:r>
+      <w:r>
+        <w:rPr>
+          <w:i/>
+          <w:iCs/>
+        </w:rPr>
+        <w:t xml:space="preserve">manufacturing fit</w:t>
+      </w:r>
+      <w:r>
+        <w:t xml:space="preserve"> </w:t>
+      </w:r>
+      <w:r>
+        <w:t xml:space="preserve">(konsolidasi pabrik), serta</w:t>
+      </w:r>
+      <w:r>
+        <w:t xml:space="preserve"> </w:t>
+      </w:r>
+      <w:r>
+        <w:rPr>
+          <w:i/>
+          <w:iCs/>
+        </w:rPr>
+        <w:t xml:space="preserve">sales/marketing/brand fit</w:t>
+      </w:r>
+      <w:r>
+        <w:t xml:space="preserve"> </w:t>
+      </w:r>
+      <w:r>
+        <w:t xml:space="preserve">(rasionalisasi</w:t>
+      </w:r>
+      <w:r>
+        <w:t xml:space="preserve"> </w:t>
+      </w:r>
+      <w:r>
+        <w:rPr>
+          <w:i/>
+          <w:iCs/>
+        </w:rPr>
+        <w:t xml:space="preserve">brand portfolio</w:t>
+      </w:r>
+      <w:r>
+        <w:t xml:space="preserve">) dieksekusi secara bersamaan pada satu transaksi. Disiplin biaya 3G Capital pasca-merger menambah catatan penting: fit yang teoretis tidak otomatis menjadi sinergi nyata; ia memerlukan</w:t>
+      </w:r>
+      <w:r>
+        <w:t xml:space="preserve"> </w:t>
+      </w:r>
+      <w:r>
+        <w:rPr>
+          <w:i/>
+          <w:iCs/>
+        </w:rPr>
+        <w:t xml:space="preserve">operational discipline</w:t>
+      </w:r>
+      <w:r>
+        <w:t xml:space="preserve"> </w:t>
+      </w:r>
+      <w:r>
+        <w:t xml:space="preserve">yang konkret untuk diaktualisasi.</w:t>
+      </w:r>
+    </w:p>
+    <w:bookmarkEnd w:id="40"/>
+    <w:bookmarkStart w:id="41" w:name="X87f18cc26cb16bba1782b86ab1e35aff63ba9ca"/>
     <w:p>
       <w:pPr>
         <w:pStyle w:val="Heading3"/>
@@ -4391,7 +4579,7 @@
         <w:t xml:space="preserve">yang paling sulit ditiru pesaing berasal justru dari aset tak berwujud, bukan dari fasilitas fisik bersama.</w:t>
       </w:r>
     </w:p>
-    <w:bookmarkEnd w:id="38"/>
+    <w:bookmarkEnd w:id="41"/>
     <w:bookmarkStart w:id="45" w:name="Xa1e1e0a49891415fcc7a203b7801486e6111406"/>
     <w:p>
       <w:pPr>
@@ -4792,18 +4980,18 @@
           <wp:inline>
             <wp:extent cx="5791200" cy="6091232"/>
             <wp:effectExtent b="0" l="0" r="0" t="0"/>
-            <wp:docPr descr="Gambar 2. Cross-Business Value-Chain Strategic Fit" title="" id="40" name="Picture"/>
+            <wp:docPr descr="Gambar 2. Cross-Business Value-Chain Strategic Fit" title="" id="43" name="Picture"/>
             <a:graphic>
               <a:graphicData uri="http://schemas.openxmlformats.org/drawingml/2006/picture">
                 <pic:pic>
                   <pic:nvPicPr>
-                    <pic:cNvPr descr="D:/DZAKI/S2/Sem.%201/Manajemen%20Strategik/Dev%20Assistant/temp/ch8_figures/figure_8_2.png" id="41" name="Picture"/>
+                    <pic:cNvPr descr="D:/DZAKI/S2/Sem.%201/Manajemen%20Strategik/Dev%20Assistant/temp/ch8_figures/figure_8_2.png" id="44" name="Picture"/>
                     <pic:cNvPicPr>
                       <a:picLocks noChangeArrowheads="1" noChangeAspect="1"/>
                     </pic:cNvPicPr>
                   </pic:nvPicPr>
                   <pic:blipFill>
-                    <a:blip r:embed="rId39"/>
+                    <a:blip r:embed="rId42"/>
                     <a:stretch>
                       <a:fillRect/>
                     </a:stretch>
@@ -4925,162 +5113,6 @@
       </w:r>
       <w:r>
         <w:t xml:space="preserve">).</w:t>
-      </w:r>
-    </w:p>
-    <w:p>
-      <w:pPr>
-        <w:pStyle w:val="CaptionedFigure"/>
-      </w:pPr>
-      <w:r>
-        <w:drawing>
-          <wp:inline>
-            <wp:extent cx="5791200" cy="6470519"/>
-            <wp:effectExtent b="0" l="0" r="0" t="0"/>
-            <wp:docPr descr="Boks Concepts &amp; Connections 8.1. The Kraft-Heinz Merger: Pursuing the Benefits of Cross-Business Strategic Fit" title="" id="43" name="Picture"/>
-            <a:graphic>
-              <a:graphicData uri="http://schemas.openxmlformats.org/drawingml/2006/picture">
-                <pic:pic>
-                  <pic:nvPicPr>
-                    <pic:cNvPr descr="D:/DZAKI/S2/Sem.%201/Manajemen%20Strategik/Dev%20Assistant/temp/ch8_figures/cc_8_1_kraft_heinz.png" id="44" name="Picture"/>
-                    <pic:cNvPicPr>
-                      <a:picLocks noChangeArrowheads="1" noChangeAspect="1"/>
-                    </pic:cNvPicPr>
-                  </pic:nvPicPr>
-                  <pic:blipFill>
-                    <a:blip r:embed="rId42"/>
-                    <a:stretch>
-                      <a:fillRect/>
-                    </a:stretch>
-                  </pic:blipFill>
-                  <pic:spPr bwMode="auto">
-                    <a:xfrm>
-                      <a:off x="0" y="0"/>
-                      <a:ext cx="5791200" cy="6470519"/>
-                    </a:xfrm>
-                    <a:prstGeom prst="rect">
-                      <a:avLst/>
-                    </a:prstGeom>
-                    <a:noFill/>
-                    <a:ln w="9525">
-                      <a:noFill/>
-                      <a:headEnd/>
-                      <a:tailEnd/>
-                    </a:ln>
-                  </pic:spPr>
-                </pic:pic>
-              </a:graphicData>
-            </a:graphic>
-          </wp:inline>
-        </w:drawing>
-      </w:r>
-    </w:p>
-    <w:p>
-      <w:pPr>
-        <w:pStyle w:val="ImageCaption"/>
-      </w:pPr>
-      <w:r>
-        <w:rPr>
-          <w:i/>
-          <w:iCs/>
-        </w:rPr>
-        <w:t xml:space="preserve">Boks Concepts &amp; Connections 8.1. The Kraft-Heinz Merger: Pursuing the Benefits of Cross-Business Strategic Fit</w:t>
-      </w:r>
-    </w:p>
-    <w:p>
-      <w:pPr>
-        <w:pStyle w:val="BodyText"/>
-      </w:pPr>
-      <w:r>
-        <w:rPr>
-          <w:i/>
-          <w:iCs/>
-        </w:rPr>
-        <w:t xml:space="preserve">Sumber: Gamble, Peteraf &amp; Thompson (2021), Essentials of Strategic Management, Ch.8 Concepts &amp; Connections 8.1, hlm. 159</w:t>
-      </w:r>
-    </w:p>
-    <w:p>
-      <w:pPr>
-        <w:pStyle w:val="BodyText"/>
-      </w:pPr>
-      <w:r>
-        <w:t xml:space="preserve">Boks Concepts &amp; Connections 8.1 menyajikan ilustrasi konkret dari merger Kraft–Heinz tahun 2015 (USD 62,6 milyar) sebagai contoh</w:t>
-      </w:r>
-      <w:r>
-        <w:t xml:space="preserve"> </w:t>
-      </w:r>
-      <w:r>
-        <w:rPr>
-          <w:i/>
-          <w:iCs/>
-        </w:rPr>
-        <w:t xml:space="preserve">strategic fit</w:t>
-      </w:r>
-      <w:r>
-        <w:t xml:space="preserve"> </w:t>
-      </w:r>
-      <w:r>
-        <w:t xml:space="preserve">yang dieksekusi pada keempat tipe</w:t>
-      </w:r>
-      <w:r>
-        <w:t xml:space="preserve"> </w:t>
-      </w:r>
-      <w:r>
-        <w:rPr>
-          <w:i/>
-          <w:iCs/>
-        </w:rPr>
-        <w:t xml:space="preserve">value-chain matchups</w:t>
-      </w:r>
-      <w:r>
-        <w:t xml:space="preserve"> </w:t>
-      </w:r>
-      <w:r>
-        <w:t xml:space="preserve">yang dibahas pada §6. Kasus ini menjadi rujukan empiris untuk argumen bahwa</w:t>
-      </w:r>
-      <w:r>
-        <w:t xml:space="preserve"> </w:t>
-      </w:r>
-      <w:r>
-        <w:rPr>
-          <w:i/>
-          <w:iCs/>
-        </w:rPr>
-        <w:t xml:space="preserve">related diversification</w:t>
-      </w:r>
-      <w:r>
-        <w:t xml:space="preserve"> </w:t>
-      </w:r>
-      <w:r>
-        <w:t xml:space="preserve">hanya menghasilkan keunggulan kompetitif jika manajemen secara aktif mengeksploitasi fit lintas-divisi melalui konsolidasi pengadaan, distribusi, dan</w:t>
-      </w:r>
-      <w:r>
-        <w:t xml:space="preserve"> </w:t>
-      </w:r>
-      <w:r>
-        <w:rPr>
-          <w:i/>
-          <w:iCs/>
-        </w:rPr>
-        <w:t xml:space="preserve">brand portfolio</w:t>
-      </w:r>
-      <w:r>
-        <w:t xml:space="preserve">. Disiplin biaya 3G Capital pasca-merger menjadi catatan tambahan: fit yang teoretis tidak otomatis menjadi sinergi nyata; ia memerlukan</w:t>
-      </w:r>
-      <w:r>
-        <w:t xml:space="preserve"> </w:t>
-      </w:r>
-      <w:r>
-        <w:rPr>
-          <w:i/>
-          <w:iCs/>
-        </w:rPr>
-        <w:t xml:space="preserve">operational discipline</w:t>
-      </w:r>
-      <w:r>
-        <w:t xml:space="preserve"> </w:t>
-      </w:r>
-      <w:r>
-        <w:t xml:space="preserve">yang konkret untuk diaktualisasi.</w:t>
       </w:r>
     </w:p>
     <w:p>
